--- a/Zainab_Siddique_Resume.docx
+++ b/Zainab_Siddique_Resume.docx
@@ -4,185 +4,261 @@
   <w:body>
     <w:p>
       <w:pPr>
-        <w:spacing w:after="60"/>
+        <w:spacing w:after="40"/>
         <w:jc w:val="center"/>
       </w:pPr>
       <w:r>
         <w:rPr>
-          <w:b/>
-          <w:bCs/>
-          <w:sz w:val="40"/>
-          <w:szCs w:val="40"/>
+          <w:rFonts w:ascii="Calibri" w:eastAsia="Calibri" w:hAnsi="Calibri" w:cs="Calibri"/>
+          <w:b/>
+          <w:bCs/>
+          <w:color w:val="1F3864"/>
+          <w:sz w:val="34"/>
+          <w:szCs w:val="34"/>
         </w:rPr>
         <w:t>ZAINAB SIDDIQUE</w:t>
       </w:r>
     </w:p>
     <w:p>
       <w:pPr>
-        <w:spacing w:after="80"/>
+        <w:spacing w:after="40"/>
         <w:jc w:val="center"/>
       </w:pPr>
       <w:r>
         <w:rPr>
-          <w:color w:val="555555"/>
-        </w:rPr>
-        <w:t xml:space="preserve">Computer Science </w:t>
-      </w:r>
-      <w:proofErr w:type="gramStart"/>
-      <w:r>
-        <w:rPr>
-          <w:color w:val="555555"/>
-        </w:rPr>
-        <w:t>Student  |</w:t>
-      </w:r>
-      <w:proofErr w:type="gramEnd"/>
-      <w:r>
-        <w:rPr>
-          <w:color w:val="555555"/>
-        </w:rPr>
-        <w:t xml:space="preserve">  Aspiring Software &amp; AI/ML Developer</w:t>
-      </w:r>
-    </w:p>
-    <w:p>
-      <w:pPr>
-        <w:spacing w:after="200"/>
-        <w:jc w:val="center"/>
-      </w:pPr>
-      <w:r>
-        <w:rPr>
-          <w:color w:val="555555"/>
+          <w:rFonts w:ascii="Calibri" w:eastAsia="Calibri" w:hAnsi="Calibri" w:cs="Calibri"/>
+          <w:color w:val="595959"/>
           <w:sz w:val="19"/>
           <w:szCs w:val="19"/>
         </w:rPr>
-        <w:t>+92-313-6137648</w:t>
-      </w:r>
-      <w:r>
-        <w:rPr>
-          <w:color w:val="888888"/>
-          <w:sz w:val="19"/>
-          <w:szCs w:val="19"/>
-        </w:rPr>
-        <w:t xml:space="preserve">  •  </w:t>
+        <w:t>Computer Science Student | Web Development &amp; AI/ML Enthusiast</w:t>
+      </w:r>
+    </w:p>
+    <w:p>
+      <w:pPr>
+        <w:pBdr>
+          <w:bottom w:val="single" w:sz="4" w:space="4" w:color="999999"/>
+        </w:pBdr>
+        <w:spacing w:after="120"/>
+        <w:jc w:val="center"/>
+        <w:rPr>
+          <w:rFonts w:ascii="Calibri" w:eastAsia="Calibri" w:hAnsi="Calibri" w:cs="Calibri"/>
+          <w:color w:val="222222"/>
+          <w:sz w:val="17"/>
+          <w:szCs w:val="17"/>
+        </w:rPr>
+      </w:pPr>
+      <w:r>
+        <w:rPr>
+          <w:rFonts w:ascii="Calibri" w:eastAsia="Calibri" w:hAnsi="Calibri" w:cs="Calibri"/>
+          <w:color w:val="222222"/>
+          <w:sz w:val="17"/>
+          <w:szCs w:val="17"/>
+        </w:rPr>
+        <w:t>+92-313-</w:t>
+      </w:r>
+      <w:bookmarkStart w:id="0" w:name="_GoBack"/>
+      <w:bookmarkEnd w:id="0"/>
+      <w:r>
+        <w:rPr>
+          <w:rFonts w:ascii="Calibri" w:eastAsia="Calibri" w:hAnsi="Calibri" w:cs="Calibri"/>
+          <w:color w:val="222222"/>
+          <w:sz w:val="17"/>
+          <w:szCs w:val="17"/>
+        </w:rPr>
+        <w:t xml:space="preserve">6137648  |  </w:t>
       </w:r>
       <w:hyperlink r:id="rId5" w:history="1">
         <w:r>
           <w:rPr>
             <w:rStyle w:val="Hyperlink"/>
-            <w:color w:val="1A5276"/>
-            <w:sz w:val="19"/>
-            <w:szCs w:val="19"/>
+            <w:rFonts w:asciiTheme="minorHAnsi" w:hAnsiTheme="minorHAnsi" w:cstheme="minorHAnsi"/>
+            <w:sz w:val="18"/>
+            <w:szCs w:val="18"/>
+            <w:shd w:val="clear" w:color="auto" w:fill="F0F4F9"/>
           </w:rPr>
           <w:t>zainabsiddique716@gmail.com</w:t>
         </w:r>
       </w:hyperlink>
       <w:r>
         <w:rPr>
-          <w:color w:val="888888"/>
-          <w:sz w:val="19"/>
-          <w:szCs w:val="19"/>
-        </w:rPr>
-        <w:t xml:space="preserve">  •  </w:t>
+          <w:rFonts w:ascii="Calibri" w:eastAsia="Calibri" w:hAnsi="Calibri" w:cs="Calibri"/>
+          <w:color w:val="222222"/>
+          <w:sz w:val="17"/>
+          <w:szCs w:val="17"/>
+        </w:rPr>
+        <w:t xml:space="preserve">|  </w:t>
       </w:r>
       <w:hyperlink r:id="rId6" w:history="1">
         <w:r>
           <w:rPr>
-            <w:rStyle w:val="Hyperlink"/>
-            <w:color w:val="1A5276"/>
-            <w:sz w:val="19"/>
-            <w:szCs w:val="19"/>
+            <w:rFonts w:ascii="Calibri" w:eastAsia="Calibri" w:hAnsi="Calibri" w:cs="Calibri"/>
+            <w:color w:val="0563C1"/>
+            <w:sz w:val="17"/>
+            <w:szCs w:val="17"/>
+            <w:u w:val="single"/>
           </w:rPr>
           <w:t>GitHub</w:t>
         </w:r>
       </w:hyperlink>
       <w:r>
         <w:rPr>
-          <w:color w:val="888888"/>
-          <w:sz w:val="19"/>
-          <w:szCs w:val="19"/>
-        </w:rPr>
-        <w:t xml:space="preserve">  •  </w:t>
+          <w:rFonts w:ascii="Calibri" w:eastAsia="Calibri" w:hAnsi="Calibri" w:cs="Calibri"/>
+          <w:color w:val="222222"/>
+          <w:sz w:val="17"/>
+          <w:szCs w:val="17"/>
+        </w:rPr>
+        <w:t xml:space="preserve">  |  </w:t>
       </w:r>
       <w:hyperlink r:id="rId7" w:history="1">
         <w:r>
           <w:rPr>
-            <w:rStyle w:val="Hyperlink"/>
-            <w:color w:val="1A5276"/>
-            <w:sz w:val="19"/>
-            <w:szCs w:val="19"/>
+            <w:rFonts w:ascii="Calibri" w:eastAsia="Calibri" w:hAnsi="Calibri" w:cs="Calibri"/>
+            <w:color w:val="0563C1"/>
+            <w:sz w:val="17"/>
+            <w:szCs w:val="17"/>
+            <w:u w:val="single"/>
           </w:rPr>
           <w:t>LinkedIn</w:t>
         </w:r>
       </w:hyperlink>
       <w:r>
         <w:rPr>
-          <w:color w:val="555555"/>
-          <w:sz w:val="19"/>
-          <w:szCs w:val="19"/>
-        </w:rPr>
-        <w:t xml:space="preserve">  •  </w:t>
+          <w:rFonts w:ascii="Calibri" w:eastAsia="Calibri" w:hAnsi="Calibri" w:cs="Calibri"/>
+          <w:color w:val="222222"/>
+          <w:sz w:val="17"/>
+          <w:szCs w:val="17"/>
+        </w:rPr>
+        <w:t xml:space="preserve">  |  </w:t>
+      </w:r>
+      <w:hyperlink r:id="rId8" w:history="1">
+        <w:r>
+          <w:rPr>
+            <w:rFonts w:ascii="Calibri" w:eastAsia="Calibri" w:hAnsi="Calibri" w:cs="Calibri"/>
+            <w:color w:val="0563C1"/>
+            <w:sz w:val="17"/>
+            <w:szCs w:val="17"/>
+            <w:u w:val="single"/>
+          </w:rPr>
+          <w:t>Portfolio</w:t>
+        </w:r>
+      </w:hyperlink>
+      <w:r>
+        <w:rPr>
+          <w:rFonts w:ascii="Calibri" w:eastAsia="Calibri" w:hAnsi="Calibri" w:cs="Calibri"/>
+          <w:color w:val="222222"/>
+          <w:sz w:val="17"/>
+          <w:szCs w:val="17"/>
+        </w:rPr>
+        <w:t xml:space="preserve">  |  </w:t>
       </w:r>
       <w:proofErr w:type="spellStart"/>
       <w:r>
         <w:rPr>
-          <w:color w:val="555555"/>
-          <w:sz w:val="19"/>
-          <w:szCs w:val="19"/>
+          <w:rFonts w:ascii="Calibri" w:eastAsia="Calibri" w:hAnsi="Calibri" w:cs="Calibri"/>
+          <w:color w:val="222222"/>
+          <w:sz w:val="17"/>
+          <w:szCs w:val="17"/>
         </w:rPr>
         <w:t>Vehari</w:t>
       </w:r>
       <w:proofErr w:type="spellEnd"/>
       <w:r>
         <w:rPr>
-          <w:color w:val="555555"/>
-          <w:sz w:val="19"/>
-          <w:szCs w:val="19"/>
-        </w:rPr>
-        <w:t>, Punjab, Pakistan</w:t>
-      </w:r>
+          <w:rFonts w:ascii="Calibri" w:eastAsia="Calibri" w:hAnsi="Calibri" w:cs="Calibri"/>
+          <w:color w:val="222222"/>
+          <w:sz w:val="17"/>
+          <w:szCs w:val="17"/>
+        </w:rPr>
+        <w:t xml:space="preserve">, </w:t>
+      </w:r>
+      <w:proofErr w:type="spellStart"/>
+      <w:r>
+        <w:rPr>
+          <w:rFonts w:ascii="Calibri" w:eastAsia="Calibri" w:hAnsi="Calibri" w:cs="Calibri"/>
+          <w:color w:val="222222"/>
+          <w:sz w:val="17"/>
+          <w:szCs w:val="17"/>
+        </w:rPr>
+        <w:t>Punjab,</w:t>
+      </w:r>
+      <w:r>
+        <w:rPr>
+          <w:rFonts w:ascii="Calibri" w:eastAsia="Calibri" w:hAnsi="Calibri" w:cs="Calibri"/>
+          <w:color w:val="222222"/>
+          <w:sz w:val="17"/>
+          <w:szCs w:val="17"/>
+        </w:rPr>
+        <w:t>Pakistan</w:t>
+      </w:r>
+      <w:proofErr w:type="spellEnd"/>
     </w:p>
     <w:p>
       <w:pPr>
         <w:pBdr>
-          <w:bottom w:val="single" w:sz="8" w:space="4" w:color="1A5276"/>
+          <w:bottom w:val="single" w:sz="4" w:space="1" w:color="999999"/>
         </w:pBdr>
-        <w:spacing w:before="180" w:after="60"/>
-      </w:pPr>
-      <w:r>
-        <w:rPr>
-          <w:b/>
-          <w:bCs/>
-          <w:color w:val="1A5276"/>
-          <w:sz w:val="22"/>
-          <w:szCs w:val="22"/>
+        <w:spacing w:before="200" w:after="80"/>
+      </w:pPr>
+      <w:r>
+        <w:rPr>
+          <w:rFonts w:ascii="Calibri" w:eastAsia="Calibri" w:hAnsi="Calibri" w:cs="Calibri"/>
+          <w:b/>
+          <w:bCs/>
+          <w:color w:val="1F3864"/>
+          <w:sz w:val="21"/>
+          <w:szCs w:val="21"/>
         </w:rPr>
         <w:t>PROFILE SUMMARY</w:t>
       </w:r>
     </w:p>
     <w:p>
       <w:pPr>
-        <w:spacing w:before="80" w:after="80"/>
-      </w:pPr>
-      <w:r>
-        <w:t>Detail-oriented Computer Science undergraduate (4th Semester) at FAST-NUCES with hands-on experience building full-stack applications, mac</w:t>
-      </w:r>
-      <w:r>
-        <w:t>hine learning pipelines, and systems-level programs. Proficient in C, C++, Python, SQL, and JavaScript. Seeking a software development, web, or AI/ML internship to apply academic skills to real-world challenges.</w:t>
+        <w:spacing w:after="60"/>
+      </w:pPr>
+      <w:r>
+        <w:rPr>
+          <w:rFonts w:ascii="Calibri" w:eastAsia="Calibri" w:hAnsi="Calibri" w:cs="Calibri"/>
+          <w:color w:val="222222"/>
+          <w:sz w:val="18"/>
+          <w:szCs w:val="18"/>
+        </w:rPr>
+        <w:t>Computer Science undergraduate (5th Semester, FAST-NUCES) with hands-on experience building and deploying 8+ full-stack web, AI/ML, and systems-</w:t>
+      </w:r>
+      <w:r>
+        <w:rPr>
+          <w:rFonts w:ascii="Calibri" w:eastAsia="Calibri" w:hAnsi="Calibri" w:cs="Calibri"/>
+          <w:color w:val="222222"/>
+          <w:sz w:val="18"/>
+          <w:szCs w:val="18"/>
+        </w:rPr>
+        <w:t>level projects using Python, C++, SQL, and JavaScript. Proven ability to design, develop, and ship production-ready applications independently and in teams. Seeking a Web Development or AI/ML internship to deliver measurable impact through clean code and d</w:t>
+      </w:r>
+      <w:r>
+        <w:rPr>
+          <w:rFonts w:ascii="Calibri" w:eastAsia="Calibri" w:hAnsi="Calibri" w:cs="Calibri"/>
+          <w:color w:val="222222"/>
+          <w:sz w:val="18"/>
+          <w:szCs w:val="18"/>
+        </w:rPr>
+        <w:t>ata-driven solutions.</w:t>
       </w:r>
     </w:p>
     <w:p>
       <w:pPr>
         <w:pBdr>
-          <w:bottom w:val="single" w:sz="8" w:space="4" w:color="1A5276"/>
+          <w:bottom w:val="single" w:sz="4" w:space="1" w:color="999999"/>
         </w:pBdr>
-        <w:spacing w:before="180" w:after="60"/>
-      </w:pPr>
-      <w:r>
-        <w:rPr>
-          <w:b/>
-          <w:bCs/>
-          <w:color w:val="1A5276"/>
-          <w:sz w:val="22"/>
-          <w:szCs w:val="22"/>
+        <w:spacing w:before="200" w:after="80"/>
+      </w:pPr>
+      <w:r>
+        <w:rPr>
+          <w:rFonts w:ascii="Calibri" w:eastAsia="Calibri" w:hAnsi="Calibri" w:cs="Calibri"/>
+          <w:b/>
+          <w:bCs/>
+          <w:color w:val="1F3864"/>
+          <w:sz w:val="21"/>
+          <w:szCs w:val="21"/>
         </w:rPr>
         <w:t>EDUCATION</w:t>
       </w:r>
@@ -190,62 +266,75 @@
     <w:p>
       <w:pPr>
         <w:tabs>
-          <w:tab w:val="right" w:pos="9000"/>
+          <w:tab w:val="right" w:pos="9026"/>
         </w:tabs>
-        <w:spacing w:before="100" w:after="20"/>
-      </w:pPr>
-      <w:r>
-        <w:rPr>
-          <w:b/>
-          <w:bCs/>
-        </w:rPr>
-        <w:t xml:space="preserve">BS Computer </w:t>
-      </w:r>
-      <w:proofErr w:type="gramStart"/>
-      <w:r>
-        <w:rPr>
-          <w:b/>
-          <w:bCs/>
-        </w:rPr>
-        <w:t>Science</w:t>
-      </w:r>
-      <w:r>
-        <w:t xml:space="preserve">  —</w:t>
-      </w:r>
-      <w:proofErr w:type="gramEnd"/>
-      <w:r>
-        <w:t xml:space="preserve">  FAST-NUCES</w:t>
-      </w:r>
-      <w:r>
+        <w:spacing w:after="10"/>
+      </w:pPr>
+      <w:r>
+        <w:rPr>
+          <w:rFonts w:ascii="Calibri" w:eastAsia="Calibri" w:hAnsi="Calibri" w:cs="Calibri"/>
+          <w:b/>
+          <w:bCs/>
+          <w:color w:val="222222"/>
+          <w:sz w:val="18"/>
+          <w:szCs w:val="18"/>
+        </w:rPr>
+        <w:t>BS Computer Science — FAST-NUCES</w:t>
+      </w:r>
+      <w:r>
+        <w:rPr>
+          <w:rFonts w:ascii="Calibri" w:eastAsia="Calibri" w:hAnsi="Calibri" w:cs="Calibri"/>
+          <w:color w:val="222222"/>
+          <w:sz w:val="18"/>
+          <w:szCs w:val="18"/>
+        </w:rPr>
         <w:t xml:space="preserve">, </w:t>
       </w:r>
       <w:proofErr w:type="spellStart"/>
       <w:r>
+        <w:rPr>
+          <w:rFonts w:ascii="Calibri" w:eastAsia="Calibri" w:hAnsi="Calibri" w:cs="Calibri"/>
+          <w:color w:val="222222"/>
+          <w:sz w:val="18"/>
+          <w:szCs w:val="18"/>
+        </w:rPr>
         <w:t>Chiniot</w:t>
       </w:r>
       <w:proofErr w:type="spellEnd"/>
       <w:r>
+        <w:rPr>
+          <w:rFonts w:ascii="Calibri" w:eastAsia="Calibri" w:hAnsi="Calibri" w:cs="Calibri"/>
+          <w:color w:val="222222"/>
+          <w:sz w:val="18"/>
+          <w:szCs w:val="18"/>
+        </w:rPr>
         <w:t>-Faisalabad Campus</w:t>
       </w:r>
       <w:r>
-        <w:rPr>
-          <w:color w:val="888888"/>
-          <w:sz w:val="19"/>
-          <w:szCs w:val="19"/>
-        </w:rPr>
         <w:tab/>
-        <w:t>Expected 2028</w:t>
-      </w:r>
-    </w:p>
-    <w:p>
-      <w:pPr>
-        <w:spacing w:after="80"/>
-      </w:pPr>
-      <w:r>
-        <w:rPr>
-          <w:color w:val="555555"/>
-          <w:sz w:val="19"/>
-          <w:szCs w:val="19"/>
+      </w:r>
+      <w:r>
+        <w:rPr>
+          <w:rFonts w:ascii="Calibri" w:eastAsia="Calibri" w:hAnsi="Calibri" w:cs="Calibri"/>
+          <w:color w:val="595959"/>
+          <w:sz w:val="18"/>
+          <w:szCs w:val="18"/>
+        </w:rPr>
+        <w:t>2024 – 2028</w:t>
+      </w:r>
+    </w:p>
+    <w:p>
+      <w:pPr>
+        <w:spacing w:after="60"/>
+      </w:pPr>
+      <w:r>
+        <w:rPr>
+          <w:rFonts w:ascii="Calibri" w:eastAsia="Calibri" w:hAnsi="Calibri" w:cs="Calibri"/>
+          <w:i/>
+          <w:iCs/>
+          <w:color w:val="222222"/>
+          <w:sz w:val="18"/>
+          <w:szCs w:val="18"/>
         </w:rPr>
         <w:t>Relevant Coursework: Data Structures &amp; Algorithms, OOP, Database Systems, Computer Architecture, Machine Learning</w:t>
       </w:r>
@@ -253,240 +342,242 @@
     <w:p>
       <w:pPr>
         <w:tabs>
-          <w:tab w:val="right" w:pos="9000"/>
+          <w:tab w:val="right" w:pos="9026"/>
         </w:tabs>
-        <w:spacing w:before="40" w:after="80"/>
-      </w:pPr>
-      <w:r>
-        <w:rPr>
-          <w:b/>
-          <w:bCs/>
-        </w:rPr>
-        <w:t xml:space="preserve">Intermediate </w:t>
+        <w:spacing w:after="10"/>
+      </w:pPr>
+      <w:r>
+        <w:rPr>
+          <w:rFonts w:ascii="Calibri" w:eastAsia="Calibri" w:hAnsi="Calibri" w:cs="Calibri"/>
+          <w:b/>
+          <w:bCs/>
+          <w:color w:val="222222"/>
+          <w:sz w:val="18"/>
+          <w:szCs w:val="18"/>
+        </w:rPr>
+        <w:t>Intermediate (</w:t>
       </w:r>
       <w:proofErr w:type="spellStart"/>
       <w:r>
         <w:rPr>
-          <w:b/>
-          <w:bCs/>
+          <w:rFonts w:ascii="Calibri" w:eastAsia="Calibri" w:hAnsi="Calibri" w:cs="Calibri"/>
+          <w:b/>
+          <w:bCs/>
+          <w:color w:val="222222"/>
+          <w:sz w:val="18"/>
+          <w:szCs w:val="18"/>
         </w:rPr>
         <w:t>FSc</w:t>
       </w:r>
       <w:proofErr w:type="spellEnd"/>
       <w:r>
         <w:rPr>
-          <w:b/>
-          <w:bCs/>
-        </w:rPr>
-        <w:t xml:space="preserve"> (Pre-</w:t>
-      </w:r>
-      <w:proofErr w:type="gramStart"/>
-      <w:r>
-        <w:rPr>
-          <w:b/>
-          <w:bCs/>
-        </w:rPr>
-        <w:t>Engineering)</w:t>
-      </w:r>
-      <w:r>
-        <w:t xml:space="preserve">  —</w:t>
-      </w:r>
-      <w:proofErr w:type="gramEnd"/>
-      <w:r>
-        <w:t xml:space="preserve">  Punjab Group of Colleges</w:t>
-      </w:r>
-      <w:r>
-        <w:rPr>
-          <w:color w:val="888888"/>
-          <w:sz w:val="19"/>
-          <w:szCs w:val="19"/>
-        </w:rPr>
+          <w:rFonts w:ascii="Calibri" w:eastAsia="Calibri" w:hAnsi="Calibri" w:cs="Calibri"/>
+          <w:b/>
+          <w:bCs/>
+          <w:color w:val="222222"/>
+          <w:sz w:val="18"/>
+          <w:szCs w:val="18"/>
+        </w:rPr>
+        <w:t xml:space="preserve"> Pre-Engineering)</w:t>
+      </w:r>
+      <w:r>
+        <w:rPr>
+          <w:rFonts w:ascii="Calibri" w:eastAsia="Calibri" w:hAnsi="Calibri" w:cs="Calibri"/>
+          <w:color w:val="222222"/>
+          <w:sz w:val="18"/>
+          <w:szCs w:val="18"/>
+        </w:rPr>
+        <w:t xml:space="preserve"> — Punjab Group of Colleges</w:t>
+      </w:r>
+      <w:r>
         <w:tab/>
+      </w:r>
+      <w:r>
+        <w:rPr>
+          <w:rFonts w:ascii="Calibri" w:eastAsia="Calibri" w:hAnsi="Calibri" w:cs="Calibri"/>
+          <w:color w:val="595959"/>
+          <w:sz w:val="18"/>
+          <w:szCs w:val="18"/>
+        </w:rPr>
         <w:t>2022 – 2024</w:t>
       </w:r>
     </w:p>
     <w:p>
       <w:pPr>
         <w:pBdr>
-          <w:bottom w:val="single" w:sz="8" w:space="4" w:color="1A5276"/>
+          <w:bottom w:val="single" w:sz="4" w:space="1" w:color="999999"/>
         </w:pBdr>
-        <w:spacing w:before="180" w:after="60"/>
-      </w:pPr>
-      <w:r>
-        <w:rPr>
-          <w:b/>
-          <w:bCs/>
-          <w:color w:val="1A5276"/>
-          <w:sz w:val="22"/>
-          <w:szCs w:val="22"/>
-        </w:rPr>
-        <w:t>TECHNICAL SKILLS</w:t>
-      </w:r>
-    </w:p>
-    <w:p>
-      <w:pPr>
-        <w:spacing w:before="80" w:after="30"/>
-      </w:pPr>
-      <w:r>
-        <w:rPr>
-          <w:b/>
-          <w:bCs/>
-          <w:color w:val="1A5276"/>
-        </w:rPr>
-        <w:t xml:space="preserve">Languages:      </w:t>
-      </w:r>
-      <w:r>
-        <w:t>C, C++, Python, SQL, Assembly Language, JavaScript</w:t>
-      </w:r>
-    </w:p>
-    <w:p>
-      <w:pPr>
-        <w:spacing w:before="30" w:after="30"/>
-      </w:pPr>
-      <w:r>
-        <w:rPr>
-          <w:b/>
-          <w:bCs/>
-          <w:color w:val="1A5276"/>
-        </w:rPr>
-        <w:t xml:space="preserve">Web Development: </w:t>
-      </w:r>
-      <w:r>
-        <w:t>HTML5, CSS3, JavaScript (DOM, event handling, responsive design)</w:t>
-      </w:r>
-    </w:p>
-    <w:p>
-      <w:pPr>
-        <w:spacing w:before="30" w:after="30"/>
-      </w:pPr>
-      <w:r>
-        <w:rPr>
-          <w:b/>
-          <w:bCs/>
-          <w:color w:val="1A5276"/>
-        </w:rPr>
-        <w:t xml:space="preserve">AI / ML:         </w:t>
-      </w:r>
+        <w:spacing w:before="200" w:after="80"/>
+      </w:pPr>
+      <w:r>
+        <w:rPr>
+          <w:rFonts w:ascii="Calibri" w:eastAsia="Calibri" w:hAnsi="Calibri" w:cs="Calibri"/>
+          <w:b/>
+          <w:bCs/>
+          <w:color w:val="1F3864"/>
+          <w:sz w:val="21"/>
+          <w:szCs w:val="21"/>
+        </w:rPr>
+        <w:t>EXPERIENCE</w:t>
+      </w:r>
+    </w:p>
+    <w:p>
+      <w:pPr>
+        <w:tabs>
+          <w:tab w:val="right" w:pos="9026"/>
+        </w:tabs>
+        <w:spacing w:after="10"/>
+      </w:pPr>
       <w:proofErr w:type="spellStart"/>
       <w:r>
-        <w:t>Scikit</w:t>
+        <w:rPr>
+          <w:rFonts w:ascii="Calibri" w:eastAsia="Calibri" w:hAnsi="Calibri" w:cs="Calibri"/>
+          <w:b/>
+          <w:bCs/>
+          <w:color w:val="222222"/>
+          <w:sz w:val="18"/>
+          <w:szCs w:val="18"/>
+        </w:rPr>
+        <w:t>NeuroWebLabs</w:t>
       </w:r>
       <w:proofErr w:type="spellEnd"/>
       <w:r>
-        <w:t>-learn, Python (</w:t>
-      </w:r>
-      <w:proofErr w:type="spellStart"/>
-      <w:r>
-        <w:t>NumPy</w:t>
-      </w:r>
-      <w:proofErr w:type="spellEnd"/>
-      <w:r>
-        <w:t>, Pandas), supervised learning, data preprocessing</w:t>
-      </w:r>
-    </w:p>
-    <w:p>
-      <w:pPr>
-        <w:spacing w:before="30" w:after="80"/>
-      </w:pPr>
-      <w:r>
-        <w:rPr>
-          <w:b/>
-          <w:bCs/>
-          <w:color w:val="1A5276"/>
-        </w:rPr>
-        <w:t>Tools &amp; Plat</w:t>
-      </w:r>
-      <w:r>
-        <w:rPr>
-          <w:b/>
-          <w:bCs/>
-          <w:color w:val="1A5276"/>
-        </w:rPr>
-        <w:t>forms:</w:t>
-      </w:r>
-      <w:r>
-        <w:t xml:space="preserve"> </w:t>
-      </w:r>
-      <w:proofErr w:type="spellStart"/>
-      <w:r>
-        <w:t>Git</w:t>
-      </w:r>
-      <w:proofErr w:type="spellEnd"/>
-      <w:r>
-        <w:t xml:space="preserve">, GitHub, VS Code, Visual Studio, </w:t>
-      </w:r>
-      <w:proofErr w:type="spellStart"/>
-      <w:r>
-        <w:t>Jupyter</w:t>
-      </w:r>
-      <w:proofErr w:type="spellEnd"/>
-      <w:r>
-        <w:t xml:space="preserve"> Notebook, Ubuntu/Linux</w:t>
+        <w:rPr>
+          <w:rFonts w:ascii="Calibri" w:eastAsia="Calibri" w:hAnsi="Calibri" w:cs="Calibri"/>
+          <w:i/>
+          <w:iCs/>
+          <w:color w:val="222222"/>
+          <w:sz w:val="18"/>
+          <w:szCs w:val="18"/>
+        </w:rPr>
+        <w:t xml:space="preserve"> — Full Stack AI Development</w:t>
+      </w:r>
+      <w:r>
+        <w:tab/>
+      </w:r>
+      <w:r>
+        <w:rPr>
+          <w:rFonts w:ascii="Calibri" w:eastAsia="Calibri" w:hAnsi="Calibri" w:cs="Calibri"/>
+          <w:color w:val="595959"/>
+          <w:sz w:val="18"/>
+          <w:szCs w:val="18"/>
+        </w:rPr>
+        <w:t>July 2026 – Present</w:t>
+      </w:r>
+    </w:p>
+    <w:p>
+      <w:pPr>
+        <w:tabs>
+          <w:tab w:val="right" w:pos="9026"/>
+        </w:tabs>
+        <w:spacing w:after="10"/>
+      </w:pPr>
+      <w:r>
+        <w:rPr>
+          <w:rFonts w:ascii="Calibri" w:eastAsia="Calibri" w:hAnsi="Calibri" w:cs="Calibri"/>
+          <w:b/>
+          <w:bCs/>
+          <w:color w:val="222222"/>
+          <w:sz w:val="18"/>
+          <w:szCs w:val="18"/>
+        </w:rPr>
+        <w:t>Deimos Technologies Pvt. Ltd.</w:t>
+      </w:r>
+      <w:r>
+        <w:rPr>
+          <w:rFonts w:ascii="Calibri" w:eastAsia="Calibri" w:hAnsi="Calibri" w:cs="Calibri"/>
+          <w:i/>
+          <w:iCs/>
+          <w:color w:val="222222"/>
+          <w:sz w:val="18"/>
+          <w:szCs w:val="18"/>
+        </w:rPr>
+        <w:t xml:space="preserve"> — Web Development</w:t>
+      </w:r>
+      <w:r>
+        <w:tab/>
+      </w:r>
+      <w:r>
+        <w:rPr>
+          <w:rFonts w:ascii="Calibri" w:eastAsia="Calibri" w:hAnsi="Calibri" w:cs="Calibri"/>
+          <w:color w:val="595959"/>
+          <w:sz w:val="18"/>
+          <w:szCs w:val="18"/>
+        </w:rPr>
+        <w:t>June 2026 – August 2026</w:t>
+      </w:r>
+    </w:p>
+    <w:p>
+      <w:pPr>
+        <w:tabs>
+          <w:tab w:val="right" w:pos="9026"/>
+        </w:tabs>
+        <w:spacing w:after="10"/>
+      </w:pPr>
+      <w:r>
+        <w:rPr>
+          <w:rFonts w:ascii="Calibri" w:eastAsia="Calibri" w:hAnsi="Calibri" w:cs="Calibri"/>
+          <w:b/>
+          <w:bCs/>
+          <w:color w:val="222222"/>
+          <w:sz w:val="18"/>
+          <w:szCs w:val="18"/>
+        </w:rPr>
+        <w:t>Team Dynamic Services</w:t>
+      </w:r>
+      <w:r>
+        <w:rPr>
+          <w:rFonts w:ascii="Calibri" w:eastAsia="Calibri" w:hAnsi="Calibri" w:cs="Calibri"/>
+          <w:i/>
+          <w:iCs/>
+          <w:color w:val="222222"/>
+          <w:sz w:val="18"/>
+          <w:szCs w:val="18"/>
+        </w:rPr>
+        <w:t xml:space="preserve"> — Lead Generation</w:t>
+      </w:r>
+      <w:r>
+        <w:tab/>
+      </w:r>
+      <w:r>
+        <w:rPr>
+          <w:rFonts w:ascii="Calibri" w:eastAsia="Calibri" w:hAnsi="Calibri" w:cs="Calibri"/>
+          <w:color w:val="595959"/>
+          <w:sz w:val="18"/>
+          <w:szCs w:val="18"/>
+        </w:rPr>
+        <w:t>July 2026 – August 2026</w:t>
       </w:r>
     </w:p>
     <w:p>
       <w:pPr>
         <w:pBdr>
-          <w:bottom w:val="single" w:sz="8" w:space="4" w:color="1A5276"/>
+          <w:bottom w:val="single" w:sz="4" w:space="1" w:color="999999"/>
         </w:pBdr>
-        <w:spacing w:before="180" w:after="60"/>
-      </w:pPr>
-      <w:r>
-        <w:rPr>
-          <w:b/>
-          <w:bCs/>
-          <w:color w:val="1A5276"/>
-          <w:sz w:val="22"/>
-          <w:szCs w:val="22"/>
-        </w:rPr>
-        <w:t>ACADEMIC PROJECTS</w:t>
-      </w:r>
-    </w:p>
-    <w:p>
-      <w:pPr>
-        <w:spacing w:before="100" w:after="20"/>
-      </w:pPr>
-      <w:r>
-        <w:rPr>
-          <w:b/>
-          <w:bCs/>
-        </w:rPr>
-        <w:t xml:space="preserve">Medical Diagnosis System Using Disease Symptom </w:t>
-      </w:r>
-      <w:proofErr w:type="gramStart"/>
-      <w:r>
-        <w:rPr>
-          <w:b/>
-          <w:bCs/>
-        </w:rPr>
-        <w:t>Dataset</w:t>
-      </w:r>
-      <w:r>
-        <w:rPr>
-          <w:color w:val="555555"/>
-        </w:rPr>
-        <w:t xml:space="preserve">  |</w:t>
-      </w:r>
-      <w:proofErr w:type="gramEnd"/>
-      <w:r>
-        <w:rPr>
-          <w:color w:val="555555"/>
-        </w:rPr>
-        <w:t xml:space="preserve">  Python, </w:t>
-      </w:r>
-      <w:proofErr w:type="spellStart"/>
-      <w:r>
-        <w:rPr>
-          <w:color w:val="555555"/>
-        </w:rPr>
-        <w:t>Scikit</w:t>
-      </w:r>
-      <w:proofErr w:type="spellEnd"/>
-      <w:r>
-        <w:rPr>
-          <w:color w:val="555555"/>
-        </w:rPr>
-        <w:t>-learn, Pandas</w:t>
+        <w:spacing w:before="200" w:after="80"/>
+      </w:pPr>
+      <w:r>
+        <w:rPr>
+          <w:rFonts w:ascii="Calibri" w:eastAsia="Calibri" w:hAnsi="Calibri" w:cs="Calibri"/>
+          <w:b/>
+          <w:bCs/>
+          <w:color w:val="1F3864"/>
+          <w:sz w:val="21"/>
+          <w:szCs w:val="21"/>
+        </w:rPr>
+        <w:t>TECHNICA</w:t>
+      </w:r>
+      <w:r>
+        <w:rPr>
+          <w:rFonts w:ascii="Calibri" w:eastAsia="Calibri" w:hAnsi="Calibri" w:cs="Calibri"/>
+          <w:b/>
+          <w:bCs/>
+          <w:color w:val="1F3864"/>
+          <w:sz w:val="21"/>
+          <w:szCs w:val="21"/>
+        </w:rPr>
+        <w:t>L SKILLS</w:t>
       </w:r>
     </w:p>
     <w:p>
@@ -496,13 +587,27 @@
           <w:ilvl w:val="0"/>
           <w:numId w:val="2"/>
         </w:numPr>
-        <w:spacing w:before="30" w:after="30"/>
-      </w:pPr>
-      <w:r>
-        <w:t xml:space="preserve">Engineered a supervised ML pipeline that </w:t>
-      </w:r>
-      <w:r>
-        <w:t>trains a classification model to predict diseases with high accuracy</w:t>
+        <w:spacing w:after="40"/>
+      </w:pPr>
+      <w:r>
+        <w:rPr>
+          <w:rFonts w:ascii="Calibri" w:eastAsia="Calibri" w:hAnsi="Calibri" w:cs="Calibri"/>
+          <w:b/>
+          <w:bCs/>
+          <w:color w:val="222222"/>
+          <w:sz w:val="18"/>
+          <w:szCs w:val="18"/>
+        </w:rPr>
+        <w:t>Languages:</w:t>
+      </w:r>
+      <w:r>
+        <w:rPr>
+          <w:rFonts w:ascii="Calibri" w:eastAsia="Calibri" w:hAnsi="Calibri" w:cs="Calibri"/>
+          <w:color w:val="222222"/>
+          <w:sz w:val="18"/>
+          <w:szCs w:val="18"/>
+        </w:rPr>
+        <w:t xml:space="preserve"> C, C++, Python, SQL, JavaScript, Assembly</w:t>
       </w:r>
     </w:p>
     <w:p>
@@ -512,57 +617,47 @@
           <w:ilvl w:val="0"/>
           <w:numId w:val="2"/>
         </w:numPr>
-        <w:spacing w:before="30" w:after="30"/>
-      </w:pPr>
-      <w:r>
-        <w:t xml:space="preserve">Applied feature engineering, model selection </w:t>
-      </w:r>
-      <w:r>
-        <w:t xml:space="preserve">and evaluation metrics </w:t>
-      </w:r>
-      <w:r>
-        <w:t xml:space="preserve">using </w:t>
+        <w:spacing w:after="40"/>
+      </w:pPr>
+      <w:r>
+        <w:rPr>
+          <w:rFonts w:ascii="Calibri" w:eastAsia="Calibri" w:hAnsi="Calibri" w:cs="Calibri"/>
+          <w:b/>
+          <w:bCs/>
+          <w:color w:val="222222"/>
+          <w:sz w:val="18"/>
+          <w:szCs w:val="18"/>
+        </w:rPr>
+        <w:t>Web Development:</w:t>
+      </w:r>
+      <w:r>
+        <w:rPr>
+          <w:rFonts w:ascii="Calibri" w:eastAsia="Calibri" w:hAnsi="Calibri" w:cs="Calibri"/>
+          <w:color w:val="222222"/>
+          <w:sz w:val="18"/>
+          <w:szCs w:val="18"/>
+        </w:rPr>
+        <w:t xml:space="preserve"> React, Node.js, Express.js, REST APIs, HTML5, CSS3, JavaScript (DOM, responsive design), Flask, </w:t>
       </w:r>
       <w:proofErr w:type="spellStart"/>
       <w:r>
-        <w:t>Scikit</w:t>
+        <w:rPr>
+          <w:rFonts w:ascii="Calibri" w:eastAsia="Calibri" w:hAnsi="Calibri" w:cs="Calibri"/>
+          <w:color w:val="222222"/>
+          <w:sz w:val="18"/>
+          <w:szCs w:val="18"/>
+        </w:rPr>
+        <w:t>Vercel</w:t>
       </w:r>
       <w:proofErr w:type="spellEnd"/>
       <w:r>
-        <w:t>-learn</w:t>
-      </w:r>
-    </w:p>
-    <w:p>
-      <w:pPr>
-        <w:spacing w:before="100" w:after="20"/>
-      </w:pPr>
-      <w:r>
-        <w:rPr>
-          <w:b/>
-          <w:bCs/>
-        </w:rPr>
-        <w:t xml:space="preserve">Business </w:t>
-      </w:r>
-      <w:proofErr w:type="gramStart"/>
-      <w:r>
-        <w:rPr>
-          <w:b/>
-          <w:bCs/>
-        </w:rPr>
-        <w:t>Website</w:t>
-      </w:r>
-      <w:r>
-        <w:rPr>
-          <w:color w:val="555555"/>
-        </w:rPr>
-        <w:t xml:space="preserve">  |</w:t>
-      </w:r>
-      <w:proofErr w:type="gramEnd"/>
-      <w:r>
-        <w:rPr>
-          <w:color w:val="555555"/>
-        </w:rPr>
-        <w:t xml:space="preserve">  HTML5, CSS3, JavaScript</w:t>
+        <w:rPr>
+          <w:rFonts w:ascii="Calibri" w:eastAsia="Calibri" w:hAnsi="Calibri" w:cs="Calibri"/>
+          <w:color w:val="222222"/>
+          <w:sz w:val="18"/>
+          <w:szCs w:val="18"/>
+        </w:rPr>
+        <w:t xml:space="preserve"> deployment</w:t>
       </w:r>
     </w:p>
     <w:p>
@@ -572,52 +667,76 @@
           <w:ilvl w:val="0"/>
           <w:numId w:val="2"/>
         </w:numPr>
-        <w:spacing w:before="30" w:after="30"/>
-      </w:pPr>
-      <w:r>
-        <w:t>Designed and deployed a fully responsive multi-page business website with interactive navigation, contact forms, and CSS animations</w:t>
-      </w:r>
-    </w:p>
-    <w:p>
-      <w:pPr>
-        <w:spacing w:before="100" w:after="20"/>
-      </w:pPr>
+        <w:spacing w:after="40"/>
+      </w:pPr>
+      <w:r>
+        <w:rPr>
+          <w:rFonts w:ascii="Calibri" w:eastAsia="Calibri" w:hAnsi="Calibri" w:cs="Calibri"/>
+          <w:b/>
+          <w:bCs/>
+          <w:color w:val="222222"/>
+          <w:sz w:val="18"/>
+          <w:szCs w:val="18"/>
+        </w:rPr>
+        <w:t>AI / ML:</w:t>
+      </w:r>
+      <w:r>
+        <w:rPr>
+          <w:rFonts w:ascii="Calibri" w:eastAsia="Calibri" w:hAnsi="Calibri" w:cs="Calibri"/>
+          <w:color w:val="222222"/>
+          <w:sz w:val="18"/>
+          <w:szCs w:val="18"/>
+        </w:rPr>
+        <w:t xml:space="preserve"> </w:t>
+      </w:r>
       <w:proofErr w:type="spellStart"/>
       <w:r>
         <w:rPr>
-          <w:b/>
-          <w:bCs/>
-        </w:rPr>
-        <w:t>GitLite</w:t>
+          <w:rFonts w:ascii="Calibri" w:eastAsia="Calibri" w:hAnsi="Calibri" w:cs="Calibri"/>
+          <w:color w:val="222222"/>
+          <w:sz w:val="18"/>
+          <w:szCs w:val="18"/>
+        </w:rPr>
+        <w:t>Scikit</w:t>
       </w:r>
       <w:proofErr w:type="spellEnd"/>
       <w:r>
         <w:rPr>
-          <w:b/>
-          <w:bCs/>
-        </w:rPr>
-        <w:t xml:space="preserve"> — Lightweight Version Control </w:t>
-      </w:r>
-      <w:proofErr w:type="gramStart"/>
-      <w:r>
-        <w:rPr>
-          <w:b/>
-          <w:bCs/>
-        </w:rPr>
-        <w:t>System</w:t>
-      </w:r>
-      <w:r>
-        <w:rPr>
-          <w:color w:val="555555"/>
-        </w:rPr>
-        <w:t xml:space="preserve">  |</w:t>
-      </w:r>
-      <w:proofErr w:type="gramEnd"/>
-      <w:r>
-        <w:rPr>
-          <w:color w:val="555555"/>
-        </w:rPr>
-        <w:t xml:space="preserve">  C++</w:t>
+          <w:rFonts w:ascii="Calibri" w:eastAsia="Calibri" w:hAnsi="Calibri" w:cs="Calibri"/>
+          <w:color w:val="222222"/>
+          <w:sz w:val="18"/>
+          <w:szCs w:val="18"/>
+        </w:rPr>
+        <w:t xml:space="preserve">-learn, </w:t>
+      </w:r>
+      <w:proofErr w:type="spellStart"/>
+      <w:r>
+        <w:rPr>
+          <w:rFonts w:ascii="Calibri" w:eastAsia="Calibri" w:hAnsi="Calibri" w:cs="Calibri"/>
+          <w:color w:val="222222"/>
+          <w:sz w:val="18"/>
+          <w:szCs w:val="18"/>
+        </w:rPr>
+        <w:t>NumPy</w:t>
+      </w:r>
+      <w:proofErr w:type="spellEnd"/>
+      <w:r>
+        <w:rPr>
+          <w:rFonts w:ascii="Calibri" w:eastAsia="Calibri" w:hAnsi="Calibri" w:cs="Calibri"/>
+          <w:color w:val="222222"/>
+          <w:sz w:val="18"/>
+          <w:szCs w:val="18"/>
+        </w:rPr>
+        <w:t>, Pandas, supervised learning, data</w:t>
+      </w:r>
+      <w:r>
+        <w:rPr>
+          <w:rFonts w:ascii="Calibri" w:eastAsia="Calibri" w:hAnsi="Calibri" w:cs="Calibri"/>
+          <w:color w:val="222222"/>
+          <w:sz w:val="18"/>
+          <w:szCs w:val="18"/>
+        </w:rPr>
+        <w:t xml:space="preserve"> preprocessing &amp; model evaluation</w:t>
       </w:r>
     </w:p>
     <w:p>
@@ -627,48 +746,150 @@
           <w:ilvl w:val="0"/>
           <w:numId w:val="2"/>
         </w:numPr>
-        <w:spacing w:before="30" w:after="30"/>
-      </w:pPr>
-      <w:bookmarkStart w:id="0" w:name="_GoBack"/>
-      <w:bookmarkEnd w:id="0"/>
-      <w:r>
-        <w:t>Leveraged OOP principles (en</w:t>
-      </w:r>
-      <w:r>
-        <w:t>capsulation, inheritance) to architect modular, maintainable code across 500+ lines</w:t>
-      </w:r>
-    </w:p>
-    <w:p>
-      <w:pPr>
-        <w:spacing w:before="100" w:after="20"/>
-      </w:pPr>
-      <w:r>
-        <w:rPr>
-          <w:b/>
-          <w:bCs/>
-        </w:rPr>
-        <w:t xml:space="preserve">AI </w:t>
+        <w:spacing w:after="40"/>
+      </w:pPr>
+      <w:r>
+        <w:rPr>
+          <w:rFonts w:ascii="Calibri" w:eastAsia="Calibri" w:hAnsi="Calibri" w:cs="Calibri"/>
+          <w:b/>
+          <w:bCs/>
+          <w:color w:val="222222"/>
+          <w:sz w:val="18"/>
+          <w:szCs w:val="18"/>
+        </w:rPr>
+        <w:t>Tools &amp; Platforms:</w:t>
+      </w:r>
+      <w:r>
+        <w:rPr>
+          <w:rFonts w:ascii="Calibri" w:eastAsia="Calibri" w:hAnsi="Calibri" w:cs="Calibri"/>
+          <w:color w:val="222222"/>
+          <w:sz w:val="18"/>
+          <w:szCs w:val="18"/>
+        </w:rPr>
+        <w:t xml:space="preserve"> </w:t>
+      </w:r>
+      <w:proofErr w:type="spellStart"/>
+      <w:r>
+        <w:rPr>
+          <w:rFonts w:ascii="Calibri" w:eastAsia="Calibri" w:hAnsi="Calibri" w:cs="Calibri"/>
+          <w:color w:val="222222"/>
+          <w:sz w:val="18"/>
+          <w:szCs w:val="18"/>
+        </w:rPr>
+        <w:t>Git</w:t>
+      </w:r>
+      <w:proofErr w:type="spellEnd"/>
+      <w:r>
+        <w:rPr>
+          <w:rFonts w:ascii="Calibri" w:eastAsia="Calibri" w:hAnsi="Calibri" w:cs="Calibri"/>
+          <w:color w:val="222222"/>
+          <w:sz w:val="18"/>
+          <w:szCs w:val="18"/>
+        </w:rPr>
+        <w:t xml:space="preserve">, GitHub, VS Code, </w:t>
+      </w:r>
+      <w:proofErr w:type="spellStart"/>
+      <w:r>
+        <w:rPr>
+          <w:rFonts w:ascii="Calibri" w:eastAsia="Calibri" w:hAnsi="Calibri" w:cs="Calibri"/>
+          <w:color w:val="222222"/>
+          <w:sz w:val="18"/>
+          <w:szCs w:val="18"/>
+        </w:rPr>
+        <w:t>Jupyter</w:t>
+      </w:r>
+      <w:proofErr w:type="spellEnd"/>
+      <w:r>
+        <w:rPr>
+          <w:rFonts w:ascii="Calibri" w:eastAsia="Calibri" w:hAnsi="Calibri" w:cs="Calibri"/>
+          <w:color w:val="222222"/>
+          <w:sz w:val="18"/>
+          <w:szCs w:val="18"/>
+        </w:rPr>
+        <w:t xml:space="preserve"> Notebook, PostgreSQL, Oracle SQL, Linux/Ubuntu</w:t>
+      </w:r>
+    </w:p>
+    <w:p>
+      <w:pPr>
+        <w:pBdr>
+          <w:bottom w:val="single" w:sz="4" w:space="1" w:color="999999"/>
+        </w:pBdr>
+        <w:spacing w:before="200" w:after="80"/>
+      </w:pPr>
+      <w:r>
+        <w:rPr>
+          <w:rFonts w:ascii="Calibri" w:eastAsia="Calibri" w:hAnsi="Calibri" w:cs="Calibri"/>
+          <w:b/>
+          <w:bCs/>
+          <w:color w:val="1F3864"/>
+          <w:sz w:val="21"/>
+          <w:szCs w:val="21"/>
+        </w:rPr>
+        <w:t>ACADEMIC PROJECTS</w:t>
+      </w:r>
+    </w:p>
+    <w:p>
+      <w:pPr>
+        <w:tabs>
+          <w:tab w:val="right" w:pos="9026"/>
+        </w:tabs>
+        <w:spacing w:after="10"/>
+      </w:pPr>
+      <w:r>
+        <w:rPr>
+          <w:rFonts w:ascii="Calibri" w:eastAsia="Calibri" w:hAnsi="Calibri" w:cs="Calibri"/>
+          <w:b/>
+          <w:bCs/>
+          <w:color w:val="222222"/>
+          <w:sz w:val="18"/>
+          <w:szCs w:val="18"/>
+        </w:rPr>
+        <w:t xml:space="preserve">Leads Generation </w:t>
       </w:r>
       <w:proofErr w:type="gramStart"/>
       <w:r>
         <w:rPr>
-          <w:b/>
-          <w:bCs/>
-        </w:rPr>
-        <w:t>Pathfinder</w:t>
-      </w:r>
-      <w:r>
-        <w:rPr>
-          <w:color w:val="555555"/>
+          <w:rFonts w:ascii="Calibri" w:eastAsia="Calibri" w:hAnsi="Calibri" w:cs="Calibri"/>
+          <w:b/>
+          <w:bCs/>
+          <w:color w:val="222222"/>
+          <w:sz w:val="18"/>
+          <w:szCs w:val="18"/>
+        </w:rPr>
+        <w:t>Platform</w:t>
+      </w:r>
+      <w:r>
+        <w:rPr>
+          <w:rFonts w:ascii="Calibri" w:eastAsia="Calibri" w:hAnsi="Calibri" w:cs="Calibri"/>
+          <w:color w:val="222222"/>
+          <w:sz w:val="18"/>
+          <w:szCs w:val="18"/>
         </w:rPr>
         <w:t xml:space="preserve">  |</w:t>
       </w:r>
       <w:proofErr w:type="gramEnd"/>
       <w:r>
         <w:rPr>
-          <w:color w:val="555555"/>
-        </w:rPr>
-        <w:t xml:space="preserve">  Python</w:t>
+          <w:rFonts w:ascii="Calibri" w:eastAsia="Calibri" w:hAnsi="Calibri" w:cs="Calibri"/>
+          <w:color w:val="222222"/>
+          <w:sz w:val="18"/>
+          <w:szCs w:val="18"/>
+        </w:rPr>
+        <w:t xml:space="preserve">  </w:t>
+      </w:r>
+      <w:r>
+        <w:rPr>
+          <w:rFonts w:ascii="Calibri" w:eastAsia="Calibri" w:hAnsi="Calibri" w:cs="Calibri"/>
+          <w:i/>
+          <w:iCs/>
+          <w:color w:val="222222"/>
+          <w:sz w:val="18"/>
+          <w:szCs w:val="18"/>
+        </w:rPr>
+        <w:t>Python, Flask, SQL, HTML/CSS/JS/React</w:t>
+      </w:r>
+      <w:r>
+        <w:tab/>
       </w:r>
     </w:p>
     <w:p>
@@ -678,50 +899,25 @@
           <w:ilvl w:val="0"/>
           <w:numId w:val="2"/>
         </w:numPr>
-        <w:spacing w:before="30" w:after="30"/>
-      </w:pPr>
-      <w:r>
-        <w:t>Implemented A* and BFS graph-search algorithms in Python to visualize and solve shortest-path problems on dynamic grid environments</w:t>
-      </w:r>
-    </w:p>
-    <w:p>
-      <w:pPr>
-        <w:spacing w:before="100" w:after="20"/>
-      </w:pPr>
-      <w:r>
-        <w:rPr>
-          <w:b/>
-          <w:bCs/>
-        </w:rPr>
-        <w:t>Hospital Patien</w:t>
-      </w:r>
-      <w:r>
-        <w:rPr>
-          <w:b/>
-          <w:bCs/>
-        </w:rPr>
-        <w:t xml:space="preserve">t Triage &amp; Bed Allocator </w:t>
-      </w:r>
-      <w:proofErr w:type="gramStart"/>
-      <w:r>
-        <w:rPr>
-          <w:b/>
-          <w:bCs/>
-        </w:rPr>
-        <w:t>System</w:t>
-      </w:r>
-      <w:r>
-        <w:rPr>
-          <w:color w:val="555555"/>
-        </w:rPr>
-        <w:t xml:space="preserve">  |</w:t>
-      </w:r>
-      <w:proofErr w:type="gramEnd"/>
-      <w:r>
-        <w:rPr>
-          <w:color w:val="555555"/>
-        </w:rPr>
-        <w:t xml:space="preserve">  C</w:t>
+        <w:spacing w:after="40"/>
+      </w:pPr>
+      <w:r>
+        <w:rPr>
+          <w:rFonts w:ascii="Calibri" w:eastAsia="Calibri" w:hAnsi="Calibri" w:cs="Calibri"/>
+          <w:color w:val="222222"/>
+          <w:sz w:val="18"/>
+          <w:szCs w:val="18"/>
+        </w:rPr>
+        <w:t xml:space="preserve">Full pipeline: search leads </w:t>
+      </w:r>
+      <w:r>
+        <w:rPr>
+          <w:rFonts w:ascii="Calibri" w:eastAsia="Calibri" w:hAnsi="Calibri" w:cs="Calibri"/>
+          <w:color w:val="222222"/>
+          <w:sz w:val="18"/>
+          <w:szCs w:val="18"/>
+        </w:rPr>
+        <w:t>→ scrape emails → qualify → review → send outreach → track results, with a live React dashboard.</w:t>
       </w:r>
     </w:p>
     <w:p>
@@ -731,43 +927,132 @@
           <w:ilvl w:val="0"/>
           <w:numId w:val="2"/>
         </w:numPr>
-        <w:spacing w:before="30" w:after="30"/>
-      </w:pPr>
-      <w:r>
-        <w:t>Built a priority-queue–based triage system in C that allocates beds to patients based on acuity level, simulating real-world hospital intake workflows</w:t>
-      </w:r>
-    </w:p>
-    <w:p>
-      <w:pPr>
-        <w:spacing w:before="100" w:after="20"/>
-      </w:pPr>
-      <w:r>
-        <w:rPr>
-          <w:b/>
-          <w:bCs/>
-        </w:rPr>
-        <w:t xml:space="preserve">Smart City &amp; Traffic Challan </w:t>
+        <w:tabs>
+          <w:tab w:val="right" w:pos="9026"/>
+        </w:tabs>
+        <w:spacing w:after="10"/>
+      </w:pPr>
+      <w:r>
+        <w:rPr>
+          <w:rFonts w:ascii="Calibri" w:eastAsia="Calibri" w:hAnsi="Calibri" w:cs="Calibri"/>
+          <w:b/>
+          <w:bCs/>
+          <w:color w:val="222222"/>
+          <w:sz w:val="18"/>
+          <w:szCs w:val="18"/>
+        </w:rPr>
+        <w:t>Live:</w:t>
+      </w:r>
+      <w:r>
+        <w:rPr>
+          <w:rFonts w:ascii="Calibri" w:eastAsia="Calibri" w:hAnsi="Calibri" w:cs="Calibri"/>
+          <w:color w:val="222222"/>
+          <w:sz w:val="18"/>
+          <w:szCs w:val="18"/>
+        </w:rPr>
+        <w:t xml:space="preserve"> </w:t>
+      </w:r>
+      <w:hyperlink r:id="rId9" w:history="1">
+        <w:r>
+          <w:rPr>
+            <w:rStyle w:val="Hyperlink"/>
+            <w:rFonts w:ascii="Calibri" w:eastAsia="Calibri" w:hAnsi="Calibri" w:cs="Calibri"/>
+            <w:sz w:val="18"/>
+            <w:szCs w:val="18"/>
+          </w:rPr>
+          <w:t>https://neuro-web-labs-lead-generation-plat.vercel.app/</w:t>
+        </w:r>
+      </w:hyperlink>
+    </w:p>
+    <w:p>
+      <w:pPr>
+        <w:tabs>
+          <w:tab w:val="right" w:pos="9026"/>
+        </w:tabs>
+        <w:spacing w:after="10"/>
+        <w:ind w:left="73"/>
+        <w:rPr>
+          <w:rFonts w:ascii="Calibri" w:eastAsia="Calibri" w:hAnsi="Calibri" w:cs="Calibri"/>
+          <w:b/>
+          <w:bCs/>
+          <w:color w:val="222222"/>
+          <w:sz w:val="18"/>
+          <w:szCs w:val="18"/>
+        </w:rPr>
+      </w:pPr>
+    </w:p>
+    <w:p>
+      <w:pPr>
+        <w:tabs>
+          <w:tab w:val="right" w:pos="9026"/>
+        </w:tabs>
+        <w:spacing w:after="10"/>
+        <w:ind w:left="73"/>
+      </w:pPr>
+      <w:r>
+        <w:rPr>
+          <w:rFonts w:ascii="Calibri" w:eastAsia="Calibri" w:hAnsi="Calibri" w:cs="Calibri"/>
+          <w:b/>
+          <w:bCs/>
+          <w:color w:val="222222"/>
+          <w:sz w:val="18"/>
+          <w:szCs w:val="18"/>
+        </w:rPr>
+        <w:t xml:space="preserve">Smart City Traffic Challan </w:t>
       </w:r>
       <w:proofErr w:type="gramStart"/>
       <w:r>
         <w:rPr>
-          <w:b/>
-          <w:bCs/>
+          <w:rFonts w:ascii="Calibri" w:eastAsia="Calibri" w:hAnsi="Calibri" w:cs="Calibri"/>
+          <w:b/>
+          <w:bCs/>
+          <w:color w:val="222222"/>
+          <w:sz w:val="18"/>
+          <w:szCs w:val="18"/>
         </w:rPr>
         <w:t>System</w:t>
       </w:r>
       <w:r>
         <w:rPr>
-          <w:color w:val="555555"/>
+          <w:rFonts w:ascii="Calibri" w:eastAsia="Calibri" w:hAnsi="Calibri" w:cs="Calibri"/>
+          <w:color w:val="222222"/>
+          <w:sz w:val="18"/>
+          <w:szCs w:val="18"/>
         </w:rPr>
         <w:t xml:space="preserve">  |</w:t>
       </w:r>
       <w:proofErr w:type="gramEnd"/>
       <w:r>
         <w:rPr>
-          <w:color w:val="555555"/>
-        </w:rPr>
-        <w:t xml:space="preserve">  SQL</w:t>
+          <w:rFonts w:ascii="Calibri" w:eastAsia="Calibri" w:hAnsi="Calibri" w:cs="Calibri"/>
+          <w:color w:val="222222"/>
+          <w:sz w:val="18"/>
+          <w:szCs w:val="18"/>
+        </w:rPr>
+        <w:t xml:space="preserve">  </w:t>
+      </w:r>
+      <w:r>
+        <w:rPr>
+          <w:rFonts w:ascii="Calibri" w:eastAsia="Calibri" w:hAnsi="Calibri" w:cs="Calibri"/>
+          <w:i/>
+          <w:iCs/>
+          <w:color w:val="222222"/>
+          <w:sz w:val="18"/>
+          <w:szCs w:val="18"/>
+        </w:rPr>
+        <w:t>Python, Flask, SQL, HTML/CSS</w:t>
+      </w:r>
+      <w:r>
+        <w:tab/>
+      </w:r>
+      <w:r>
+        <w:rPr>
+          <w:rFonts w:ascii="Calibri" w:eastAsia="Calibri" w:hAnsi="Calibri" w:cs="Calibri"/>
+          <w:color w:val="595959"/>
+          <w:sz w:val="18"/>
+          <w:szCs w:val="18"/>
+        </w:rPr>
+        <w:t>Spring 2026</w:t>
       </w:r>
     </w:p>
     <w:p>
@@ -777,46 +1062,182 @@
           <w:ilvl w:val="0"/>
           <w:numId w:val="2"/>
         </w:numPr>
-        <w:spacing w:before="30" w:after="30"/>
-      </w:pPr>
-      <w:r>
-        <w:t>Designed a normalized r</w:t>
-      </w:r>
-      <w:r>
-        <w:t>elational database schema for a city traffic management system; wrote complex SQL queries for challan issuance, vehicle lookup, and reporting</w:t>
-      </w:r>
-    </w:p>
-    <w:p>
-      <w:pPr>
-        <w:spacing w:before="100" w:after="20"/>
-      </w:pPr>
-      <w:r>
-        <w:rPr>
-          <w:b/>
-          <w:bCs/>
-        </w:rPr>
-        <w:t xml:space="preserve">Space Ranger: Alien Invasion </w:t>
+        <w:spacing w:after="40"/>
+      </w:pPr>
+      <w:r>
+        <w:rPr>
+          <w:rFonts w:ascii="Calibri" w:eastAsia="Calibri" w:hAnsi="Calibri" w:cs="Calibri"/>
+          <w:color w:val="222222"/>
+          <w:sz w:val="18"/>
+          <w:szCs w:val="18"/>
+        </w:rPr>
+        <w:t>E</w:t>
+      </w:r>
+      <w:r>
+        <w:rPr>
+          <w:rFonts w:ascii="Calibri" w:eastAsia="Calibri" w:hAnsi="Calibri" w:cs="Calibri"/>
+          <w:color w:val="222222"/>
+          <w:sz w:val="18"/>
+          <w:szCs w:val="18"/>
+        </w:rPr>
+        <w:t xml:space="preserve">ngineered and deployed a full-stack traffic violation management system handling vehicle records, challans, and violation tracking for 3 linked entities. Migrated the backend from Oracle to PostgreSQL for zero-downtime cloud deployment on </w:t>
+      </w:r>
+      <w:proofErr w:type="spellStart"/>
+      <w:r>
+        <w:rPr>
+          <w:rFonts w:ascii="Calibri" w:eastAsia="Calibri" w:hAnsi="Calibri" w:cs="Calibri"/>
+          <w:color w:val="222222"/>
+          <w:sz w:val="18"/>
+          <w:szCs w:val="18"/>
+        </w:rPr>
+        <w:t>Vercel</w:t>
+      </w:r>
+      <w:proofErr w:type="spellEnd"/>
+      <w:r>
+        <w:rPr>
+          <w:rFonts w:ascii="Calibri" w:eastAsia="Calibri" w:hAnsi="Calibri" w:cs="Calibri"/>
+          <w:color w:val="222222"/>
+          <w:sz w:val="18"/>
+          <w:szCs w:val="18"/>
+        </w:rPr>
+        <w:t>.</w:t>
+      </w:r>
+    </w:p>
+    <w:p>
+      <w:pPr>
+        <w:tabs>
+          <w:tab w:val="right" w:pos="9026"/>
+        </w:tabs>
+        <w:spacing w:after="10"/>
+        <w:rPr>
+          <w:rFonts w:ascii="Calibri" w:eastAsia="Calibri" w:hAnsi="Calibri" w:cs="Calibri"/>
+          <w:b/>
+          <w:bCs/>
+          <w:color w:val="222222"/>
+          <w:sz w:val="18"/>
+          <w:szCs w:val="18"/>
+        </w:rPr>
+      </w:pPr>
+    </w:p>
+    <w:p>
+      <w:pPr>
+        <w:tabs>
+          <w:tab w:val="right" w:pos="9026"/>
+        </w:tabs>
+        <w:spacing w:after="10"/>
+      </w:pPr>
+      <w:r>
+        <w:rPr>
+          <w:rFonts w:ascii="Calibri" w:eastAsia="Calibri" w:hAnsi="Calibri" w:cs="Calibri"/>
+          <w:b/>
+          <w:bCs/>
+          <w:color w:val="222222"/>
+          <w:sz w:val="18"/>
+          <w:szCs w:val="18"/>
+        </w:rPr>
+        <w:t xml:space="preserve">Medical </w:t>
+      </w:r>
+      <w:r>
+        <w:rPr>
+          <w:rFonts w:ascii="Calibri" w:eastAsia="Calibri" w:hAnsi="Calibri" w:cs="Calibri"/>
+          <w:b/>
+          <w:bCs/>
+          <w:color w:val="222222"/>
+          <w:sz w:val="18"/>
+          <w:szCs w:val="18"/>
+        </w:rPr>
+        <w:t xml:space="preserve">Diagnosis </w:t>
       </w:r>
       <w:proofErr w:type="gramStart"/>
       <w:r>
         <w:rPr>
-          <w:b/>
-          <w:bCs/>
-        </w:rPr>
-        <w:t>Game</w:t>
-      </w:r>
-      <w:r>
-        <w:rPr>
-          <w:color w:val="555555"/>
+          <w:rFonts w:ascii="Calibri" w:eastAsia="Calibri" w:hAnsi="Calibri" w:cs="Calibri"/>
+          <w:b/>
+          <w:bCs/>
+          <w:color w:val="222222"/>
+          <w:sz w:val="18"/>
+          <w:szCs w:val="18"/>
+        </w:rPr>
+        <w:t>System</w:t>
+      </w:r>
+      <w:r>
+        <w:rPr>
+          <w:rFonts w:ascii="Calibri" w:eastAsia="Calibri" w:hAnsi="Calibri" w:cs="Calibri"/>
+          <w:color w:val="222222"/>
+          <w:sz w:val="18"/>
+          <w:szCs w:val="18"/>
         </w:rPr>
         <w:t xml:space="preserve">  |</w:t>
       </w:r>
       <w:proofErr w:type="gramEnd"/>
       <w:r>
         <w:rPr>
-          <w:color w:val="555555"/>
-        </w:rPr>
-        <w:t xml:space="preserve">  C++</w:t>
+          <w:rFonts w:ascii="Calibri" w:eastAsia="Calibri" w:hAnsi="Calibri" w:cs="Calibri"/>
+          <w:color w:val="222222"/>
+          <w:sz w:val="18"/>
+          <w:szCs w:val="18"/>
+        </w:rPr>
+        <w:t xml:space="preserve">  </w:t>
+      </w:r>
+      <w:r>
+        <w:rPr>
+          <w:rFonts w:ascii="Calibri" w:eastAsia="Calibri" w:hAnsi="Calibri" w:cs="Calibri"/>
+          <w:i/>
+          <w:iCs/>
+          <w:color w:val="222222"/>
+          <w:sz w:val="18"/>
+          <w:szCs w:val="18"/>
+        </w:rPr>
+        <w:t xml:space="preserve">Python, </w:t>
+      </w:r>
+      <w:proofErr w:type="spellStart"/>
+      <w:r>
+        <w:rPr>
+          <w:rFonts w:ascii="Calibri" w:eastAsia="Calibri" w:hAnsi="Calibri" w:cs="Calibri"/>
+          <w:i/>
+          <w:iCs/>
+          <w:color w:val="222222"/>
+          <w:sz w:val="18"/>
+          <w:szCs w:val="18"/>
+        </w:rPr>
+        <w:t>Scikit</w:t>
+      </w:r>
+      <w:proofErr w:type="spellEnd"/>
+      <w:r>
+        <w:rPr>
+          <w:rFonts w:ascii="Calibri" w:eastAsia="Calibri" w:hAnsi="Calibri" w:cs="Calibri"/>
+          <w:i/>
+          <w:iCs/>
+          <w:color w:val="222222"/>
+          <w:sz w:val="18"/>
+          <w:szCs w:val="18"/>
+        </w:rPr>
+        <w:t xml:space="preserve">-learn, Pandas, </w:t>
+      </w:r>
+      <w:proofErr w:type="spellStart"/>
+      <w:r>
+        <w:rPr>
+          <w:rFonts w:ascii="Calibri" w:eastAsia="Calibri" w:hAnsi="Calibri" w:cs="Calibri"/>
+          <w:i/>
+          <w:iCs/>
+          <w:color w:val="222222"/>
+          <w:sz w:val="18"/>
+          <w:szCs w:val="18"/>
+        </w:rPr>
+        <w:t>NumPy</w:t>
+      </w:r>
+      <w:proofErr w:type="spellEnd"/>
+      <w:r>
+        <w:tab/>
+      </w:r>
+      <w:r>
+        <w:rPr>
+          <w:rFonts w:ascii="Calibri" w:eastAsia="Calibri" w:hAnsi="Calibri" w:cs="Calibri"/>
+          <w:color w:val="595959"/>
+          <w:sz w:val="18"/>
+          <w:szCs w:val="18"/>
+        </w:rPr>
+        <w:t>Spring 2026</w:t>
       </w:r>
     </w:p>
     <w:p>
@@ -826,68 +1247,570 @@
           <w:ilvl w:val="0"/>
           <w:numId w:val="2"/>
         </w:numPr>
-        <w:spacing w:before="30" w:after="30"/>
-      </w:pPr>
-      <w:r>
-        <w:t>Developed a 2-D arcade shooter game in C++ with real-time collision dete</w:t>
-      </w:r>
-      <w:r>
-        <w:t>ction, score tracking, and level progression using OOP design patterns</w:t>
+        <w:spacing w:after="40"/>
+      </w:pPr>
+      <w:r>
+        <w:rPr>
+          <w:rFonts w:ascii="Calibri" w:eastAsia="Calibri" w:hAnsi="Calibri" w:cs="Calibri"/>
+          <w:color w:val="222222"/>
+          <w:sz w:val="18"/>
+          <w:szCs w:val="18"/>
+        </w:rPr>
+        <w:t>Built a supervised ML pipeline that preprocesses patient data and predicts disease outcomes; applied data cleaning and feature engineering to improve model reliability.</w:t>
+      </w:r>
+    </w:p>
+    <w:p>
+      <w:pPr>
+        <w:tabs>
+          <w:tab w:val="right" w:pos="9026"/>
+        </w:tabs>
+        <w:spacing w:after="10"/>
+        <w:rPr>
+          <w:rFonts w:ascii="Calibri" w:eastAsia="Calibri" w:hAnsi="Calibri" w:cs="Calibri"/>
+          <w:b/>
+          <w:bCs/>
+          <w:color w:val="222222"/>
+          <w:sz w:val="18"/>
+          <w:szCs w:val="18"/>
+        </w:rPr>
+      </w:pPr>
+    </w:p>
+    <w:p>
+      <w:pPr>
+        <w:tabs>
+          <w:tab w:val="right" w:pos="9026"/>
+        </w:tabs>
+        <w:spacing w:after="10"/>
+      </w:pPr>
+      <w:r>
+        <w:rPr>
+          <w:rFonts w:ascii="Calibri" w:eastAsia="Calibri" w:hAnsi="Calibri" w:cs="Calibri"/>
+          <w:b/>
+          <w:bCs/>
+          <w:color w:val="222222"/>
+          <w:sz w:val="18"/>
+          <w:szCs w:val="18"/>
+        </w:rPr>
+        <w:t xml:space="preserve">Hospital Patient Triage &amp; Bed Allocation </w:t>
+      </w:r>
+      <w:proofErr w:type="gramStart"/>
+      <w:r>
+        <w:rPr>
+          <w:rFonts w:ascii="Calibri" w:eastAsia="Calibri" w:hAnsi="Calibri" w:cs="Calibri"/>
+          <w:b/>
+          <w:bCs/>
+          <w:color w:val="222222"/>
+          <w:sz w:val="18"/>
+          <w:szCs w:val="18"/>
+        </w:rPr>
+        <w:t>System</w:t>
+      </w:r>
+      <w:r>
+        <w:rPr>
+          <w:rFonts w:ascii="Calibri" w:eastAsia="Calibri" w:hAnsi="Calibri" w:cs="Calibri"/>
+          <w:color w:val="222222"/>
+          <w:sz w:val="18"/>
+          <w:szCs w:val="18"/>
+        </w:rPr>
+        <w:t xml:space="preserve">  |</w:t>
+      </w:r>
+      <w:proofErr w:type="gramEnd"/>
+      <w:r>
+        <w:rPr>
+          <w:rFonts w:ascii="Calibri" w:eastAsia="Calibri" w:hAnsi="Calibri" w:cs="Calibri"/>
+          <w:color w:val="222222"/>
+          <w:sz w:val="18"/>
+          <w:szCs w:val="18"/>
+        </w:rPr>
+        <w:t xml:space="preserve">  </w:t>
+      </w:r>
+      <w:r>
+        <w:rPr>
+          <w:rFonts w:ascii="Calibri" w:eastAsia="Calibri" w:hAnsi="Calibri" w:cs="Calibri"/>
+          <w:i/>
+          <w:iCs/>
+          <w:color w:val="222222"/>
+          <w:sz w:val="18"/>
+          <w:szCs w:val="18"/>
+        </w:rPr>
+        <w:t>C</w:t>
+      </w:r>
+      <w:r>
+        <w:tab/>
+      </w:r>
+      <w:r>
+        <w:rPr>
+          <w:rFonts w:ascii="Calibri" w:eastAsia="Calibri" w:hAnsi="Calibri" w:cs="Calibri"/>
+          <w:color w:val="595959"/>
+          <w:sz w:val="18"/>
+          <w:szCs w:val="18"/>
+        </w:rPr>
+        <w:t>Spring 2026</w:t>
+      </w:r>
+    </w:p>
+    <w:p>
+      <w:pPr>
+        <w:pStyle w:val="ListParagraph"/>
+        <w:numPr>
+          <w:ilvl w:val="0"/>
+          <w:numId w:val="2"/>
+        </w:numPr>
+        <w:spacing w:after="40"/>
+      </w:pPr>
+      <w:r>
+        <w:rPr>
+          <w:rFonts w:ascii="Calibri" w:eastAsia="Calibri" w:hAnsi="Calibri" w:cs="Calibri"/>
+          <w:color w:val="222222"/>
+          <w:sz w:val="18"/>
+          <w:szCs w:val="18"/>
+        </w:rPr>
+        <w:t>Developed a priority-based triage algorithm in C that allocates hospital beds by patient severity using efficient data structures for real-time queue management.</w:t>
+      </w:r>
+    </w:p>
+    <w:p>
+      <w:pPr>
+        <w:tabs>
+          <w:tab w:val="right" w:pos="9026"/>
+        </w:tabs>
+        <w:spacing w:after="10"/>
+        <w:rPr>
+          <w:rFonts w:ascii="Calibri" w:eastAsia="Calibri" w:hAnsi="Calibri" w:cs="Calibri"/>
+          <w:b/>
+          <w:bCs/>
+          <w:color w:val="222222"/>
+          <w:sz w:val="18"/>
+          <w:szCs w:val="18"/>
+        </w:rPr>
+      </w:pPr>
+    </w:p>
+    <w:p>
+      <w:pPr>
+        <w:tabs>
+          <w:tab w:val="right" w:pos="9026"/>
+        </w:tabs>
+        <w:spacing w:after="10"/>
+      </w:pPr>
+      <w:proofErr w:type="spellStart"/>
+      <w:proofErr w:type="gramStart"/>
+      <w:r>
+        <w:rPr>
+          <w:rFonts w:ascii="Calibri" w:eastAsia="Calibri" w:hAnsi="Calibri" w:cs="Calibri"/>
+          <w:b/>
+          <w:bCs/>
+          <w:color w:val="222222"/>
+          <w:sz w:val="18"/>
+          <w:szCs w:val="18"/>
+        </w:rPr>
+        <w:t>GitLite</w:t>
+      </w:r>
+      <w:proofErr w:type="spellEnd"/>
+      <w:r>
+        <w:rPr>
+          <w:rFonts w:ascii="Calibri" w:eastAsia="Calibri" w:hAnsi="Calibri" w:cs="Calibri"/>
+          <w:color w:val="222222"/>
+          <w:sz w:val="18"/>
+          <w:szCs w:val="18"/>
+        </w:rPr>
+        <w:t xml:space="preserve">  |</w:t>
+      </w:r>
+      <w:proofErr w:type="gramEnd"/>
+      <w:r>
+        <w:rPr>
+          <w:rFonts w:ascii="Calibri" w:eastAsia="Calibri" w:hAnsi="Calibri" w:cs="Calibri"/>
+          <w:color w:val="222222"/>
+          <w:sz w:val="18"/>
+          <w:szCs w:val="18"/>
+        </w:rPr>
+        <w:t xml:space="preserve">  </w:t>
+      </w:r>
+      <w:r>
+        <w:rPr>
+          <w:rFonts w:ascii="Calibri" w:eastAsia="Calibri" w:hAnsi="Calibri" w:cs="Calibri"/>
+          <w:i/>
+          <w:iCs/>
+          <w:color w:val="222222"/>
+          <w:sz w:val="18"/>
+          <w:szCs w:val="18"/>
+        </w:rPr>
+        <w:t>C++</w:t>
+      </w:r>
+      <w:r>
+        <w:tab/>
+      </w:r>
+      <w:r>
+        <w:rPr>
+          <w:rFonts w:ascii="Calibri" w:eastAsia="Calibri" w:hAnsi="Calibri" w:cs="Calibri"/>
+          <w:color w:val="595959"/>
+          <w:sz w:val="18"/>
+          <w:szCs w:val="18"/>
+        </w:rPr>
+        <w:t>Fall 2025</w:t>
+      </w:r>
+    </w:p>
+    <w:p>
+      <w:pPr>
+        <w:pStyle w:val="ListParagraph"/>
+        <w:numPr>
+          <w:ilvl w:val="0"/>
+          <w:numId w:val="2"/>
+        </w:numPr>
+        <w:spacing w:after="40"/>
+      </w:pPr>
+      <w:r>
+        <w:rPr>
+          <w:rFonts w:ascii="Calibri" w:eastAsia="Calibri" w:hAnsi="Calibri" w:cs="Calibri"/>
+          <w:color w:val="222222"/>
+          <w:sz w:val="18"/>
+          <w:szCs w:val="18"/>
+        </w:rPr>
+        <w:t>De</w:t>
+      </w:r>
+      <w:r>
+        <w:rPr>
+          <w:rFonts w:ascii="Calibri" w:eastAsia="Calibri" w:hAnsi="Calibri" w:cs="Calibri"/>
+          <w:color w:val="222222"/>
+          <w:sz w:val="18"/>
+          <w:szCs w:val="18"/>
+        </w:rPr>
+        <w:t xml:space="preserve">signed a lightweight, </w:t>
+      </w:r>
+      <w:proofErr w:type="spellStart"/>
+      <w:r>
+        <w:rPr>
+          <w:rFonts w:ascii="Calibri" w:eastAsia="Calibri" w:hAnsi="Calibri" w:cs="Calibri"/>
+          <w:color w:val="222222"/>
+          <w:sz w:val="18"/>
+          <w:szCs w:val="18"/>
+        </w:rPr>
+        <w:t>Git</w:t>
+      </w:r>
+      <w:proofErr w:type="spellEnd"/>
+      <w:r>
+        <w:rPr>
+          <w:rFonts w:ascii="Calibri" w:eastAsia="Calibri" w:hAnsi="Calibri" w:cs="Calibri"/>
+          <w:color w:val="222222"/>
+          <w:sz w:val="18"/>
+          <w:szCs w:val="18"/>
+        </w:rPr>
+        <w:t>-inspired version control system in C++ supporting repository initialization, commit tracking, and file history.</w:t>
+      </w:r>
+    </w:p>
+    <w:p>
+      <w:pPr>
+        <w:tabs>
+          <w:tab w:val="right" w:pos="9026"/>
+        </w:tabs>
+        <w:spacing w:after="10"/>
+        <w:rPr>
+          <w:rFonts w:ascii="Calibri" w:eastAsia="Calibri" w:hAnsi="Calibri" w:cs="Calibri"/>
+          <w:b/>
+          <w:bCs/>
+          <w:color w:val="222222"/>
+          <w:sz w:val="18"/>
+          <w:szCs w:val="18"/>
+        </w:rPr>
+      </w:pPr>
+    </w:p>
+    <w:p>
+      <w:pPr>
+        <w:tabs>
+          <w:tab w:val="right" w:pos="9026"/>
+        </w:tabs>
+        <w:spacing w:after="10"/>
+      </w:pPr>
+      <w:r>
+        <w:rPr>
+          <w:rFonts w:ascii="Calibri" w:eastAsia="Calibri" w:hAnsi="Calibri" w:cs="Calibri"/>
+          <w:b/>
+          <w:bCs/>
+          <w:color w:val="222222"/>
+          <w:sz w:val="18"/>
+          <w:szCs w:val="18"/>
+        </w:rPr>
+        <w:t xml:space="preserve">Cafe </w:t>
+      </w:r>
+      <w:proofErr w:type="gramStart"/>
+      <w:r>
+        <w:rPr>
+          <w:rFonts w:ascii="Calibri" w:eastAsia="Calibri" w:hAnsi="Calibri" w:cs="Calibri"/>
+          <w:b/>
+          <w:bCs/>
+          <w:color w:val="222222"/>
+          <w:sz w:val="18"/>
+          <w:szCs w:val="18"/>
+        </w:rPr>
+        <w:t>Website</w:t>
+      </w:r>
+      <w:r>
+        <w:rPr>
+          <w:rFonts w:ascii="Calibri" w:eastAsia="Calibri" w:hAnsi="Calibri" w:cs="Calibri"/>
+          <w:color w:val="222222"/>
+          <w:sz w:val="18"/>
+          <w:szCs w:val="18"/>
+        </w:rPr>
+        <w:t xml:space="preserve">  |</w:t>
+      </w:r>
+      <w:proofErr w:type="gramEnd"/>
+      <w:r>
+        <w:rPr>
+          <w:rFonts w:ascii="Calibri" w:eastAsia="Calibri" w:hAnsi="Calibri" w:cs="Calibri"/>
+          <w:color w:val="222222"/>
+          <w:sz w:val="18"/>
+          <w:szCs w:val="18"/>
+        </w:rPr>
+        <w:t xml:space="preserve">  </w:t>
+      </w:r>
+      <w:r>
+        <w:rPr>
+          <w:rFonts w:ascii="Calibri" w:eastAsia="Calibri" w:hAnsi="Calibri" w:cs="Calibri"/>
+          <w:i/>
+          <w:iCs/>
+          <w:color w:val="222222"/>
+          <w:sz w:val="18"/>
+          <w:szCs w:val="18"/>
+        </w:rPr>
+        <w:t>HTML5, CSS3, JavaScript</w:t>
+      </w:r>
+      <w:r>
+        <w:tab/>
+      </w:r>
+      <w:r>
+        <w:rPr>
+          <w:rFonts w:ascii="Calibri" w:eastAsia="Calibri" w:hAnsi="Calibri" w:cs="Calibri"/>
+          <w:color w:val="595959"/>
+          <w:sz w:val="18"/>
+          <w:szCs w:val="18"/>
+        </w:rPr>
+        <w:t>Fall 2024</w:t>
+      </w:r>
+    </w:p>
+    <w:p>
+      <w:pPr>
+        <w:pStyle w:val="ListParagraph"/>
+        <w:numPr>
+          <w:ilvl w:val="0"/>
+          <w:numId w:val="2"/>
+        </w:numPr>
+        <w:spacing w:after="40"/>
+      </w:pPr>
+      <w:r>
+        <w:rPr>
+          <w:rFonts w:ascii="Calibri" w:eastAsia="Calibri" w:hAnsi="Calibri" w:cs="Calibri"/>
+          <w:color w:val="222222"/>
+          <w:sz w:val="18"/>
+          <w:szCs w:val="18"/>
+        </w:rPr>
+        <w:t>Built a responsive, interactive cafe website with dynamic menu rend</w:t>
+      </w:r>
+      <w:r>
+        <w:rPr>
+          <w:rFonts w:ascii="Calibri" w:eastAsia="Calibri" w:hAnsi="Calibri" w:cs="Calibri"/>
+          <w:color w:val="222222"/>
+          <w:sz w:val="18"/>
+          <w:szCs w:val="18"/>
+        </w:rPr>
+        <w:t>ering improving cross-device usability.</w:t>
+      </w:r>
+    </w:p>
+    <w:p>
+      <w:pPr>
+        <w:tabs>
+          <w:tab w:val="right" w:pos="9026"/>
+        </w:tabs>
+        <w:spacing w:after="10"/>
+        <w:rPr>
+          <w:rFonts w:ascii="Calibri" w:eastAsia="Calibri" w:hAnsi="Calibri" w:cs="Calibri"/>
+          <w:b/>
+          <w:bCs/>
+          <w:color w:val="222222"/>
+          <w:sz w:val="18"/>
+          <w:szCs w:val="18"/>
+        </w:rPr>
+      </w:pPr>
+    </w:p>
+    <w:p>
+      <w:pPr>
+        <w:tabs>
+          <w:tab w:val="right" w:pos="9026"/>
+        </w:tabs>
+        <w:spacing w:after="10"/>
+      </w:pPr>
+      <w:r>
+        <w:rPr>
+          <w:rFonts w:ascii="Calibri" w:eastAsia="Calibri" w:hAnsi="Calibri" w:cs="Calibri"/>
+          <w:b/>
+          <w:bCs/>
+          <w:color w:val="222222"/>
+          <w:sz w:val="18"/>
+          <w:szCs w:val="18"/>
+        </w:rPr>
+        <w:t xml:space="preserve">Space Ranger </w:t>
+      </w:r>
+      <w:proofErr w:type="gramStart"/>
+      <w:r>
+        <w:rPr>
+          <w:rFonts w:ascii="Calibri" w:eastAsia="Calibri" w:hAnsi="Calibri" w:cs="Calibri"/>
+          <w:b/>
+          <w:bCs/>
+          <w:color w:val="222222"/>
+          <w:sz w:val="18"/>
+          <w:szCs w:val="18"/>
+        </w:rPr>
+        <w:t>Game</w:t>
+      </w:r>
+      <w:r>
+        <w:rPr>
+          <w:rFonts w:ascii="Calibri" w:eastAsia="Calibri" w:hAnsi="Calibri" w:cs="Calibri"/>
+          <w:color w:val="222222"/>
+          <w:sz w:val="18"/>
+          <w:szCs w:val="18"/>
+        </w:rPr>
+        <w:t xml:space="preserve">  |</w:t>
+      </w:r>
+      <w:proofErr w:type="gramEnd"/>
+      <w:r>
+        <w:rPr>
+          <w:rFonts w:ascii="Calibri" w:eastAsia="Calibri" w:hAnsi="Calibri" w:cs="Calibri"/>
+          <w:color w:val="222222"/>
+          <w:sz w:val="18"/>
+          <w:szCs w:val="18"/>
+        </w:rPr>
+        <w:t xml:space="preserve">  </w:t>
+      </w:r>
+      <w:r>
+        <w:rPr>
+          <w:rFonts w:ascii="Calibri" w:eastAsia="Calibri" w:hAnsi="Calibri" w:cs="Calibri"/>
+          <w:i/>
+          <w:iCs/>
+          <w:color w:val="222222"/>
+          <w:sz w:val="18"/>
+          <w:szCs w:val="18"/>
+        </w:rPr>
+        <w:t>C++</w:t>
+      </w:r>
+      <w:r>
+        <w:tab/>
+      </w:r>
+      <w:r>
+        <w:rPr>
+          <w:rFonts w:ascii="Calibri" w:eastAsia="Calibri" w:hAnsi="Calibri" w:cs="Calibri"/>
+          <w:color w:val="595959"/>
+          <w:sz w:val="18"/>
+          <w:szCs w:val="18"/>
+        </w:rPr>
+        <w:t>Fall 2024</w:t>
+      </w:r>
+    </w:p>
+    <w:p>
+      <w:pPr>
+        <w:pStyle w:val="ListParagraph"/>
+        <w:numPr>
+          <w:ilvl w:val="0"/>
+          <w:numId w:val="2"/>
+        </w:numPr>
+        <w:spacing w:after="40"/>
+      </w:pPr>
+      <w:r>
+        <w:rPr>
+          <w:rFonts w:ascii="Calibri" w:eastAsia="Calibri" w:hAnsi="Calibri" w:cs="Calibri"/>
+          <w:color w:val="222222"/>
+          <w:sz w:val="18"/>
+          <w:szCs w:val="18"/>
+        </w:rPr>
+        <w:t>Created a 2D space-themed arcade game in C++ featuring custom game-loop logic, collision handling, and increasing-difficulty mechanics.</w:t>
       </w:r>
     </w:p>
     <w:p>
       <w:pPr>
         <w:pBdr>
-          <w:bottom w:val="single" w:sz="8" w:space="4" w:color="1A5276"/>
+          <w:bottom w:val="single" w:sz="4" w:space="1" w:color="999999"/>
         </w:pBdr>
-        <w:spacing w:before="180" w:after="60"/>
-      </w:pPr>
-      <w:r>
-        <w:rPr>
-          <w:b/>
-          <w:bCs/>
-          <w:color w:val="1A5276"/>
-          <w:sz w:val="22"/>
-          <w:szCs w:val="22"/>
+        <w:spacing w:before="200" w:after="80"/>
+      </w:pPr>
+      <w:r>
+        <w:rPr>
+          <w:rFonts w:ascii="Calibri" w:eastAsia="Calibri" w:hAnsi="Calibri" w:cs="Calibri"/>
+          <w:b/>
+          <w:bCs/>
+          <w:color w:val="1F3864"/>
+          <w:sz w:val="21"/>
+          <w:szCs w:val="21"/>
         </w:rPr>
         <w:t>ADDITIONAL</w:t>
       </w:r>
     </w:p>
     <w:p>
       <w:pPr>
-        <w:spacing w:before="80" w:after="40"/>
-      </w:pPr>
-      <w:r>
-        <w:rPr>
-          <w:b/>
-          <w:bCs/>
-          <w:color w:val="1A5276"/>
-        </w:rPr>
-        <w:t xml:space="preserve">Soft Skills: </w:t>
-      </w:r>
-      <w:r>
-        <w:t>Problem-solving, analytical thinking, self-directed learning, team collaboration</w:t>
-      </w:r>
-    </w:p>
-    <w:p>
-      <w:pPr>
-        <w:spacing w:before="40" w:after="80"/>
-      </w:pPr>
-      <w:r>
-        <w:rPr>
-          <w:b/>
-          <w:bCs/>
-          <w:color w:val="1A5276"/>
-        </w:rPr>
-        <w:t xml:space="preserve">Languages: </w:t>
-      </w:r>
-      <w:r>
-        <w:t>English (Professional), Urdu (Native)</w:t>
+        <w:pStyle w:val="ListParagraph"/>
+        <w:numPr>
+          <w:ilvl w:val="0"/>
+          <w:numId w:val="2"/>
+        </w:numPr>
+        <w:spacing w:after="40"/>
+      </w:pPr>
+      <w:r>
+        <w:rPr>
+          <w:rFonts w:ascii="Calibri" w:eastAsia="Calibri" w:hAnsi="Calibri" w:cs="Calibri"/>
+          <w:b/>
+          <w:bCs/>
+          <w:color w:val="222222"/>
+          <w:sz w:val="18"/>
+          <w:szCs w:val="18"/>
+        </w:rPr>
+        <w:t>Soft Skills:</w:t>
+      </w:r>
+      <w:r>
+        <w:rPr>
+          <w:rFonts w:ascii="Calibri" w:eastAsia="Calibri" w:hAnsi="Calibri" w:cs="Calibri"/>
+          <w:color w:val="222222"/>
+          <w:sz w:val="18"/>
+          <w:szCs w:val="18"/>
+        </w:rPr>
+        <w:t xml:space="preserve"> Problem-solving, ana</w:t>
+      </w:r>
+      <w:r>
+        <w:rPr>
+          <w:rFonts w:ascii="Calibri" w:eastAsia="Calibri" w:hAnsi="Calibri" w:cs="Calibri"/>
+          <w:color w:val="222222"/>
+          <w:sz w:val="18"/>
+          <w:szCs w:val="18"/>
+        </w:rPr>
+        <w:t>lytical thinking, self-directed learning, team collaboration</w:t>
+      </w:r>
+    </w:p>
+    <w:p>
+      <w:pPr>
+        <w:pStyle w:val="ListParagraph"/>
+        <w:numPr>
+          <w:ilvl w:val="0"/>
+          <w:numId w:val="2"/>
+        </w:numPr>
+        <w:spacing w:after="40"/>
+      </w:pPr>
+      <w:r>
+        <w:rPr>
+          <w:rFonts w:ascii="Calibri" w:eastAsia="Calibri" w:hAnsi="Calibri" w:cs="Calibri"/>
+          <w:b/>
+          <w:bCs/>
+          <w:color w:val="222222"/>
+          <w:sz w:val="18"/>
+          <w:szCs w:val="18"/>
+        </w:rPr>
+        <w:t>Languages:</w:t>
+      </w:r>
+      <w:r>
+        <w:rPr>
+          <w:rFonts w:ascii="Calibri" w:eastAsia="Calibri" w:hAnsi="Calibri" w:cs="Calibri"/>
+          <w:color w:val="222222"/>
+          <w:sz w:val="18"/>
+          <w:szCs w:val="18"/>
+        </w:rPr>
+        <w:t xml:space="preserve"> English (Professional), Urdu (Native)</w:t>
       </w:r>
     </w:p>
     <w:sectPr>
       <w:pgSz w:w="12240" w:h="15840"/>
-      <w:pgMar w:top="900" w:right="1080" w:bottom="900" w:left="1080" w:header="708" w:footer="708" w:gutter="0"/>
+      <w:pgMar w:top="560" w:right="700" w:bottom="560" w:left="700" w:header="708" w:footer="708" w:gutter="0"/>
       <w:cols w:space="720"/>
       <w:docGrid w:linePitch="360"/>
     </w:sectPr>
@@ -898,153 +1821,153 @@
 <file path=word/numbering.xml><?xml version="1.0" encoding="utf-8"?>
 <w:numbering xmlns:wpc="http://schemas.microsoft.com/office/word/2010/wordprocessingCanvas" xmlns:cx="http://schemas.microsoft.com/office/drawing/2014/chartex" xmlns:mc="http://schemas.openxmlformats.org/markup-compatibility/2006" xmlns:o="urn:schemas-microsoft-com:office:office" xmlns:r="http://schemas.openxmlformats.org/officeDocument/2006/relationships" xmlns:m="http://schemas.openxmlformats.org/officeDocument/2006/math" xmlns:v="urn:schemas-microsoft-com:vml" xmlns:wp14="http://schemas.microsoft.com/office/word/2010/wordprocessingDrawing" xmlns:wp="http://schemas.openxmlformats.org/drawingml/2006/wordprocessingDrawing" xmlns:w10="urn:schemas-microsoft-com:office:word" xmlns:w="http://schemas.openxmlformats.org/wordprocessingml/2006/main" xmlns:w14="http://schemas.microsoft.com/office/word/2010/wordml" xmlns:w15="http://schemas.microsoft.com/office/word/2012/wordml" xmlns:w16se="http://schemas.microsoft.com/office/word/2015/wordml/symex" xmlns:wpg="http://schemas.microsoft.com/office/word/2010/wordprocessingGroup" xmlns:wpi="http://schemas.microsoft.com/office/word/2010/wordprocessingInk" xmlns:wne="http://schemas.microsoft.com/office/word/2006/wordml" xmlns:wps="http://schemas.microsoft.com/office/word/2010/wordprocessingShape" mc:Ignorable="w14 w15 w16se wp14">
   <w:abstractNum w:abstractNumId="0" w15:restartNumberingAfterBreak="0">
-    <w:nsid w:val="25817817"/>
+    <w:nsid w:val="137938DB"/>
     <w:multiLevelType w:val="hybridMultilevel"/>
-    <w:tmpl w:val="B9269D70"/>
-    <w:lvl w:ilvl="0" w:tplc="7A14F7E4">
+    <w:tmpl w:val="C082F632"/>
+    <w:lvl w:ilvl="0" w:tplc="7C22A58C">
       <w:start w:val="1"/>
       <w:numFmt w:val="bullet"/>
-      <w:lvlText w:val="▸"/>
+      <w:lvlText w:val="●"/>
       <w:lvlJc w:val="left"/>
       <w:pPr>
-        <w:ind w:left="360" w:hanging="260"/>
+        <w:ind w:left="720" w:hanging="360"/>
       </w:pPr>
     </w:lvl>
-    <w:lvl w:ilvl="1" w:tplc="9848AF8A">
+    <w:lvl w:ilvl="1" w:tplc="887429B0">
+      <w:start w:val="1"/>
+      <w:numFmt w:val="bullet"/>
+      <w:lvlText w:val="○"/>
+      <w:lvlJc w:val="left"/>
+      <w:pPr>
+        <w:ind w:left="1440" w:hanging="360"/>
+      </w:pPr>
+    </w:lvl>
+    <w:lvl w:ilvl="2" w:tplc="9F52741A">
+      <w:start w:val="1"/>
+      <w:numFmt w:val="bullet"/>
+      <w:lvlText w:val="■"/>
+      <w:lvlJc w:val="left"/>
+      <w:pPr>
+        <w:ind w:left="2160" w:hanging="360"/>
+      </w:pPr>
+    </w:lvl>
+    <w:lvl w:ilvl="3" w:tplc="8168FC40">
+      <w:start w:val="1"/>
+      <w:numFmt w:val="bullet"/>
+      <w:lvlText w:val="●"/>
+      <w:lvlJc w:val="left"/>
+      <w:pPr>
+        <w:ind w:left="2880" w:hanging="360"/>
+      </w:pPr>
+    </w:lvl>
+    <w:lvl w:ilvl="4" w:tplc="B71655F2">
+      <w:start w:val="1"/>
+      <w:numFmt w:val="bullet"/>
+      <w:lvlText w:val="○"/>
+      <w:lvlJc w:val="left"/>
+      <w:pPr>
+        <w:ind w:left="3600" w:hanging="360"/>
+      </w:pPr>
+    </w:lvl>
+    <w:lvl w:ilvl="5" w:tplc="812A857A">
+      <w:start w:val="1"/>
+      <w:numFmt w:val="bullet"/>
+      <w:lvlText w:val="■"/>
+      <w:lvlJc w:val="left"/>
+      <w:pPr>
+        <w:ind w:left="4320" w:hanging="360"/>
+      </w:pPr>
+    </w:lvl>
+    <w:lvl w:ilvl="6" w:tplc="0E8A17BA">
+      <w:start w:val="1"/>
+      <w:numFmt w:val="bullet"/>
+      <w:lvlText w:val="●"/>
+      <w:lvlJc w:val="left"/>
+      <w:pPr>
+        <w:ind w:left="5040" w:hanging="360"/>
+      </w:pPr>
+    </w:lvl>
+    <w:lvl w:ilvl="7" w:tplc="97A892CA">
+      <w:start w:val="1"/>
+      <w:numFmt w:val="bullet"/>
+      <w:lvlText w:val="●"/>
+      <w:lvlJc w:val="left"/>
+      <w:pPr>
+        <w:ind w:left="5760" w:hanging="360"/>
+      </w:pPr>
+    </w:lvl>
+    <w:lvl w:ilvl="8" w:tplc="B4CC98A0">
+      <w:start w:val="1"/>
+      <w:numFmt w:val="bullet"/>
+      <w:lvlText w:val="●"/>
+      <w:lvlJc w:val="left"/>
+      <w:pPr>
+        <w:ind w:left="6480" w:hanging="360"/>
+      </w:pPr>
+    </w:lvl>
+  </w:abstractNum>
+  <w:abstractNum w:abstractNumId="1" w15:restartNumberingAfterBreak="0">
+    <w:nsid w:val="57743A2B"/>
+    <w:multiLevelType w:val="hybridMultilevel"/>
+    <w:tmpl w:val="93FE09EC"/>
+    <w:lvl w:ilvl="0" w:tplc="F6E448B8">
+      <w:start w:val="1"/>
+      <w:numFmt w:val="bullet"/>
+      <w:lvlText w:val="•"/>
+      <w:lvlJc w:val="left"/>
+      <w:pPr>
+        <w:ind w:left="288" w:hanging="215"/>
+      </w:pPr>
+    </w:lvl>
+    <w:lvl w:ilvl="1" w:tplc="4FA024BA">
       <w:numFmt w:val="decimal"/>
       <w:lvlText w:val=""/>
       <w:lvlJc w:val="left"/>
     </w:lvl>
-    <w:lvl w:ilvl="2" w:tplc="CE761382">
+    <w:lvl w:ilvl="2" w:tplc="7A627EDA">
       <w:numFmt w:val="decimal"/>
       <w:lvlText w:val=""/>
       <w:lvlJc w:val="left"/>
     </w:lvl>
-    <w:lvl w:ilvl="3" w:tplc="BF546B80">
+    <w:lvl w:ilvl="3" w:tplc="E13087F8">
       <w:numFmt w:val="decimal"/>
       <w:lvlText w:val=""/>
       <w:lvlJc w:val="left"/>
     </w:lvl>
-    <w:lvl w:ilvl="4" w:tplc="67D2431E">
+    <w:lvl w:ilvl="4" w:tplc="DE52A4E6">
       <w:numFmt w:val="decimal"/>
       <w:lvlText w:val=""/>
       <w:lvlJc w:val="left"/>
     </w:lvl>
-    <w:lvl w:ilvl="5" w:tplc="5F3A8CAA">
+    <w:lvl w:ilvl="5" w:tplc="8D8012B2">
       <w:numFmt w:val="decimal"/>
       <w:lvlText w:val=""/>
       <w:lvlJc w:val="left"/>
     </w:lvl>
-    <w:lvl w:ilvl="6" w:tplc="C0504C6C">
+    <w:lvl w:ilvl="6" w:tplc="BAB8BC18">
       <w:numFmt w:val="decimal"/>
       <w:lvlText w:val=""/>
       <w:lvlJc w:val="left"/>
     </w:lvl>
-    <w:lvl w:ilvl="7" w:tplc="462EA12E">
+    <w:lvl w:ilvl="7" w:tplc="76949BC4">
       <w:numFmt w:val="decimal"/>
       <w:lvlText w:val=""/>
       <w:lvlJc w:val="left"/>
     </w:lvl>
-    <w:lvl w:ilvl="8" w:tplc="E224069A">
+    <w:lvl w:ilvl="8" w:tplc="4628C9A4">
       <w:numFmt w:val="decimal"/>
       <w:lvlText w:val=""/>
       <w:lvlJc w:val="left"/>
     </w:lvl>
   </w:abstractNum>
-  <w:abstractNum w:abstractNumId="1" w15:restartNumberingAfterBreak="0">
-    <w:nsid w:val="2F1F63BA"/>
-    <w:multiLevelType w:val="hybridMultilevel"/>
-    <w:tmpl w:val="4BBAA1C6"/>
-    <w:lvl w:ilvl="0" w:tplc="A560EE48">
-      <w:start w:val="1"/>
-      <w:numFmt w:val="bullet"/>
-      <w:lvlText w:val="●"/>
-      <w:lvlJc w:val="left"/>
-      <w:pPr>
-        <w:ind w:left="720" w:hanging="360"/>
-      </w:pPr>
-    </w:lvl>
-    <w:lvl w:ilvl="1" w:tplc="FC167B4A">
-      <w:start w:val="1"/>
-      <w:numFmt w:val="bullet"/>
-      <w:lvlText w:val="○"/>
-      <w:lvlJc w:val="left"/>
-      <w:pPr>
-        <w:ind w:left="1440" w:hanging="360"/>
-      </w:pPr>
-    </w:lvl>
-    <w:lvl w:ilvl="2" w:tplc="3DBA5D2E">
-      <w:start w:val="1"/>
-      <w:numFmt w:val="bullet"/>
-      <w:lvlText w:val="■"/>
-      <w:lvlJc w:val="left"/>
-      <w:pPr>
-        <w:ind w:left="2160" w:hanging="360"/>
-      </w:pPr>
-    </w:lvl>
-    <w:lvl w:ilvl="3" w:tplc="17AA5C26">
-      <w:start w:val="1"/>
-      <w:numFmt w:val="bullet"/>
-      <w:lvlText w:val="●"/>
-      <w:lvlJc w:val="left"/>
-      <w:pPr>
-        <w:ind w:left="2880" w:hanging="360"/>
-      </w:pPr>
-    </w:lvl>
-    <w:lvl w:ilvl="4" w:tplc="A88A40D4">
-      <w:start w:val="1"/>
-      <w:numFmt w:val="bullet"/>
-      <w:lvlText w:val="○"/>
-      <w:lvlJc w:val="left"/>
-      <w:pPr>
-        <w:ind w:left="3600" w:hanging="360"/>
-      </w:pPr>
-    </w:lvl>
-    <w:lvl w:ilvl="5" w:tplc="61AC7670">
-      <w:start w:val="1"/>
-      <w:numFmt w:val="bullet"/>
-      <w:lvlText w:val="■"/>
-      <w:lvlJc w:val="left"/>
-      <w:pPr>
-        <w:ind w:left="4320" w:hanging="360"/>
-      </w:pPr>
-    </w:lvl>
-    <w:lvl w:ilvl="6" w:tplc="1308759A">
-      <w:start w:val="1"/>
-      <w:numFmt w:val="bullet"/>
-      <w:lvlText w:val="●"/>
-      <w:lvlJc w:val="left"/>
-      <w:pPr>
-        <w:ind w:left="5040" w:hanging="360"/>
-      </w:pPr>
-    </w:lvl>
-    <w:lvl w:ilvl="7" w:tplc="25B28A2A">
-      <w:start w:val="1"/>
-      <w:numFmt w:val="bullet"/>
-      <w:lvlText w:val="●"/>
-      <w:lvlJc w:val="left"/>
-      <w:pPr>
-        <w:ind w:left="5760" w:hanging="360"/>
-      </w:pPr>
-    </w:lvl>
-    <w:lvl w:ilvl="8" w:tplc="0FF20EC0">
-      <w:start w:val="1"/>
-      <w:numFmt w:val="bullet"/>
-      <w:lvlText w:val="●"/>
-      <w:lvlJc w:val="left"/>
-      <w:pPr>
-        <w:ind w:left="6480" w:hanging="360"/>
-      </w:pPr>
-    </w:lvl>
-  </w:abstractNum>
   <w:num w:numId="1">
-    <w:abstractNumId w:val="1"/>
+    <w:abstractNumId w:val="0"/>
     <w:lvlOverride w:ilvl="0">
       <w:startOverride w:val="1"/>
     </w:lvlOverride>
   </w:num>
   <w:num w:numId="2">
-    <w:abstractNumId w:val="0"/>
+    <w:abstractNumId w:val="1"/>
     <w:lvlOverride w:ilvl="0">
       <w:startOverride w:val="1"/>
     </w:lvlOverride>
@@ -1057,8 +1980,7 @@
   <w:docDefaults>
     <w:rPrDefault>
       <w:rPr>
-        <w:rFonts w:ascii="Arial" w:eastAsia="Arial" w:hAnsi="Arial" w:cs="Arial"/>
-        <w:color w:val="1C1C1C"/>
+        <w:rFonts w:ascii="Times New Roman" w:eastAsia="Times New Roman" w:hAnsi="Times New Roman" w:cs="Times New Roman"/>
         <w:lang w:val="en-US" w:eastAsia="en-US" w:bidi="ar-SA"/>
       </w:rPr>
     </w:rPrDefault>
